--- a/backend/utils/doc_templates/bill_work_wo_buh.docx
+++ b/backend/utils/doc_templates/bill_work_wo_buh.docx
@@ -1,6 +1,6 @@
 
 <file path=word/document.xml><?xml version="1.0" encoding="utf-8"?>
-<w:document xmlns:wpc="http://schemas.microsoft.com/office/word/2010/wordprocessingCanvas" xmlns:mc="http://schemas.openxmlformats.org/markup-compatibility/2006" xmlns:o="urn:schemas-microsoft-com:office:office" xmlns:r="http://schemas.openxmlformats.org/officeDocument/2006/relationships" xmlns:m="http://schemas.openxmlformats.org/officeDocument/2006/math" xmlns:v="urn:schemas-microsoft-com:vml" xmlns:wp14="http://schemas.microsoft.com/office/word/2010/wordprocessingDrawing" xmlns:wp="http://schemas.openxmlformats.org/drawingml/2006/wordprocessingDrawing" xmlns:w10="urn:schemas-microsoft-com:office:word" xmlns:w="http://schemas.openxmlformats.org/wordprocessingml/2006/main" xmlns:w14="http://schemas.microsoft.com/office/word/2010/wordml" xmlns:wpg="http://schemas.microsoft.com/office/word/2010/wordprocessingGroup" xmlns:wpi="http://schemas.microsoft.com/office/word/2010/wordprocessingInk" xmlns:wne="http://schemas.microsoft.com/office/word/2006/wordml" xmlns:wps="http://schemas.microsoft.com/office/word/2010/wordprocessingShape" mc:Ignorable="w14 wp14">
+<w:document xmlns:wpc="http://schemas.microsoft.com/office/word/2010/wordprocessingCanvas" xmlns:cx="http://schemas.microsoft.com/office/drawing/2014/chartex" xmlns:mc="http://schemas.openxmlformats.org/markup-compatibility/2006" xmlns:o="urn:schemas-microsoft-com:office:office" xmlns:r="http://schemas.openxmlformats.org/officeDocument/2006/relationships" xmlns:m="http://schemas.openxmlformats.org/officeDocument/2006/math" xmlns:v="urn:schemas-microsoft-com:vml" xmlns:wp14="http://schemas.microsoft.com/office/word/2010/wordprocessingDrawing" xmlns:wp="http://schemas.openxmlformats.org/drawingml/2006/wordprocessingDrawing" xmlns:w10="urn:schemas-microsoft-com:office:word" xmlns:w="http://schemas.openxmlformats.org/wordprocessingml/2006/main" xmlns:w14="http://schemas.microsoft.com/office/word/2010/wordml" xmlns:w15="http://schemas.microsoft.com/office/word/2012/wordml" xmlns:w16se="http://schemas.microsoft.com/office/word/2015/wordml/symex" xmlns:wpg="http://schemas.microsoft.com/office/word/2010/wordprocessingGroup" xmlns:wpi="http://schemas.microsoft.com/office/word/2010/wordprocessingInk" xmlns:wne="http://schemas.microsoft.com/office/word/2006/wordml" xmlns:wps="http://schemas.microsoft.com/office/word/2010/wordprocessingShape" mc:Ignorable="w14 w15 w16se wp14">
   <w:body>
     <w:p>
       <w:pPr>
@@ -12,7 +12,7 @@
     </w:p>
     <w:tbl>
       <w:tblPr>
-        <w:tblStyle w:val="a8"/>
+        <w:tblStyle w:val="a7"/>
         <w:tblW w:w="0" w:type="auto"/>
         <w:tblLook w:val="04A0" w:firstRow="1" w:lastRow="0" w:firstColumn="1" w:lastColumn="0" w:noHBand="0" w:noVBand="1"/>
       </w:tblPr>
@@ -396,28 +396,17 @@
                 <w:szCs w:val="18"/>
                 <w:lang w:val="en-US"/>
               </w:rPr>
-              <w:t xml:space="preserve"> {</w:t>
-            </w:r>
-            <w:proofErr w:type="gramStart"/>
-            <w:r>
-              <w:rPr>
-                <w:rFonts w:ascii="Arial" w:hAnsi="Arial"/>
-                <w:sz w:val="18"/>
-                <w:szCs w:val="18"/>
-                <w:lang w:val="en-US"/>
-              </w:rPr>
-              <w:t>{</w:t>
-            </w:r>
-            <w:r>
-              <w:rPr>
-                <w:rFonts w:ascii="Arial" w:hAnsi="Arial"/>
-                <w:sz w:val="18"/>
-                <w:szCs w:val="18"/>
-                <w:lang w:val="en-US"/>
-              </w:rPr>
-              <w:t xml:space="preserve"> </w:t>
-            </w:r>
-            <w:proofErr w:type="gramEnd"/>
+              <w:t xml:space="preserve"> {{</w:t>
+            </w:r>
+            <w:r>
+              <w:rPr>
+                <w:rFonts w:ascii="Arial" w:hAnsi="Arial"/>
+                <w:sz w:val="18"/>
+                <w:szCs w:val="18"/>
+                <w:lang w:val="en-US"/>
+              </w:rPr>
+              <w:t xml:space="preserve"> </w:t>
+            </w:r>
             <w:r>
               <w:rPr>
                 <w:rFonts w:ascii="Arial" w:hAnsi="Arial"/>
@@ -480,17 +469,7 @@
                 <w:szCs w:val="18"/>
                 <w:lang w:val="en-US"/>
               </w:rPr>
-              <w:t xml:space="preserve"> {</w:t>
-            </w:r>
-            <w:proofErr w:type="gramStart"/>
-            <w:r>
-              <w:rPr>
-                <w:rFonts w:ascii="Arial" w:hAnsi="Arial"/>
-                <w:sz w:val="18"/>
-                <w:szCs w:val="18"/>
-                <w:lang w:val="en-US"/>
-              </w:rPr>
-              <w:t>{</w:t>
+              <w:t xml:space="preserve"> {{</w:t>
             </w:r>
             <w:r>
               <w:rPr>
@@ -502,7 +481,6 @@
               <w:t xml:space="preserve"> </w:t>
             </w:r>
             <w:proofErr w:type="spellStart"/>
-            <w:proofErr w:type="gramEnd"/>
             <w:r>
               <w:rPr>
                 <w:rFonts w:ascii="Arial" w:hAnsi="Arial"/>
@@ -959,18 +937,7 @@
           <w:sz w:val="28"/>
           <w:szCs w:val="28"/>
         </w:rPr>
-        <w:t>}}</w:t>
-      </w:r>
-      <w:bookmarkStart w:id="0" w:name="_GoBack"/>
-      <w:bookmarkEnd w:id="0"/>
-      <w:r>
-        <w:rPr>
-          <w:rFonts w:ascii="Arial" w:hAnsi="Arial"/>
-          <w:b/>
-          <w:sz w:val="28"/>
-          <w:szCs w:val="28"/>
-        </w:rPr>
-        <w:t xml:space="preserve"> </w:t>
+        <w:t xml:space="preserve">}} </w:t>
       </w:r>
       <w:r>
         <w:rPr>
@@ -984,7 +951,7 @@
     </w:p>
     <w:tbl>
       <w:tblPr>
-        <w:tblW w:w="9987" w:type="dxa"/>
+        <w:tblW w:w="9685" w:type="dxa"/>
         <w:tblLayout w:type="fixed"/>
         <w:tblCellMar>
           <w:left w:w="0" w:type="dxa"/>
@@ -995,17 +962,19 @@
       <w:tblGrid>
         <w:gridCol w:w="325"/>
         <w:gridCol w:w="1235"/>
-        <w:gridCol w:w="8125"/>
-        <w:gridCol w:w="302"/>
+        <w:gridCol w:w="8079"/>
+        <w:gridCol w:w="46"/>
       </w:tblGrid>
       <w:tr>
         <w:trPr>
+          <w:gridAfter w:val="1"/>
+          <w:wAfter w:w="46" w:type="dxa"/>
           <w:trHeight w:val="140"/>
         </w:trPr>
         <w:tc>
           <w:tcPr>
-            <w:tcW w:w="9987" w:type="dxa"/>
-            <w:gridSpan w:val="4"/>
+            <w:tcW w:w="9639" w:type="dxa"/>
+            <w:gridSpan w:val="3"/>
             <w:tcBorders>
               <w:bottom w:val="single" w:sz="10" w:space="0" w:color="000000"/>
             </w:tcBorders>
@@ -1025,7 +994,7 @@
       <w:tr>
         <w:trPr>
           <w:gridAfter w:val="3"/>
-          <w:wAfter w:w="9662" w:type="dxa"/>
+          <w:wAfter w:w="9360" w:type="dxa"/>
           <w:trHeight w:val="140"/>
         </w:trPr>
         <w:tc>
@@ -1047,8 +1016,6 @@
       </w:tr>
       <w:tr>
         <w:trPr>
-          <w:gridAfter w:val="1"/>
-          <w:wAfter w:w="302" w:type="dxa"/>
           <w:trHeight w:val="270"/>
         </w:trPr>
         <w:tc>
@@ -1089,6 +1056,7 @@
         <w:tc>
           <w:tcPr>
             <w:tcW w:w="8125" w:type="dxa"/>
+            <w:gridSpan w:val="2"/>
           </w:tcPr>
           <w:p>
             <w:pPr>
@@ -1150,8 +1118,6 @@
       </w:tr>
       <w:tr>
         <w:trPr>
-          <w:gridAfter w:val="1"/>
-          <w:wAfter w:w="302" w:type="dxa"/>
           <w:trHeight w:val="270"/>
         </w:trPr>
         <w:tc>
@@ -1189,6 +1155,7 @@
         <w:tc>
           <w:tcPr>
             <w:tcW w:w="8125" w:type="dxa"/>
+            <w:gridSpan w:val="2"/>
           </w:tcPr>
           <w:p>
             <w:pPr>
@@ -1242,8 +1209,6 @@
       </w:tr>
       <w:tr>
         <w:trPr>
-          <w:gridAfter w:val="1"/>
-          <w:wAfter w:w="302" w:type="dxa"/>
           <w:trHeight w:val="255"/>
         </w:trPr>
         <w:tc>
@@ -1272,6 +1237,7 @@
         <w:tc>
           <w:tcPr>
             <w:tcW w:w="8125" w:type="dxa"/>
+            <w:gridSpan w:val="2"/>
           </w:tcPr>
           <w:p>
             <w:pPr>
@@ -1334,7 +1300,7 @@
     </w:p>
     <w:tbl>
       <w:tblPr>
-        <w:tblStyle w:val="a8"/>
+        <w:tblStyle w:val="a7"/>
         <w:tblW w:w="0" w:type="auto"/>
         <w:tblLook w:val="04A0" w:firstRow="1" w:lastRow="0" w:firstColumn="1" w:lastColumn="0" w:noHBand="0" w:noVBand="1"/>
       </w:tblPr>
@@ -1508,7 +1474,7 @@
         <w:tc>
           <w:tcPr>
             <w:tcW w:w="534" w:type="dxa"/>
-            <w:vAlign w:val="bottom"/>
+            <w:vAlign w:val="center"/>
           </w:tcPr>
           <w:p>
             <w:pPr>
@@ -1530,6 +1496,7 @@
         <w:tc>
           <w:tcPr>
             <w:tcW w:w="4961" w:type="dxa"/>
+            <w:vAlign w:val="center"/>
           </w:tcPr>
           <w:p>
             <w:pPr>
@@ -1585,6 +1552,7 @@
         <w:tc>
           <w:tcPr>
             <w:tcW w:w="850" w:type="dxa"/>
+            <w:vAlign w:val="center"/>
           </w:tcPr>
           <w:p>
             <w:pPr>
@@ -1609,6 +1577,7 @@
         <w:tc>
           <w:tcPr>
             <w:tcW w:w="567" w:type="dxa"/>
+            <w:vAlign w:val="center"/>
           </w:tcPr>
           <w:p>
             <w:pPr>
@@ -1631,32 +1600,24 @@
         <w:tc>
           <w:tcPr>
             <w:tcW w:w="1418" w:type="dxa"/>
+            <w:vAlign w:val="center"/>
           </w:tcPr>
           <w:p>
             <w:pPr>
               <w:snapToGrid w:val="0"/>
-              <w:jc w:val="center"/>
-              <w:rPr>
-                <w:rFonts w:ascii="Arial" w:hAnsi="Arial"/>
-                <w:sz w:val="16"/>
-              </w:rPr>
-            </w:pPr>
-            <w:r>
-              <w:rPr>
-                <w:rFonts w:ascii="Arial" w:hAnsi="Arial"/>
-                <w:sz w:val="16"/>
-                <w:lang w:val="en-US"/>
-              </w:rPr>
-              <w:t>{</w:t>
-            </w:r>
-            <w:proofErr w:type="gramStart"/>
-            <w:r>
-              <w:rPr>
-                <w:rFonts w:ascii="Arial" w:hAnsi="Arial"/>
-                <w:sz w:val="16"/>
-                <w:lang w:val="en-US"/>
-              </w:rPr>
-              <w:t xml:space="preserve">{ </w:t>
+              <w:jc w:val="right"/>
+              <w:rPr>
+                <w:rFonts w:ascii="Arial" w:hAnsi="Arial"/>
+                <w:sz w:val="16"/>
+              </w:rPr>
+            </w:pPr>
+            <w:r>
+              <w:rPr>
+                <w:rFonts w:ascii="Arial" w:hAnsi="Arial"/>
+                <w:sz w:val="16"/>
+                <w:lang w:val="en-US"/>
+              </w:rPr>
+              <w:t xml:space="preserve">{{ </w:t>
             </w:r>
             <w:proofErr w:type="spellStart"/>
             <w:r>
@@ -1668,7 +1629,6 @@
               <w:t>summ</w:t>
             </w:r>
             <w:proofErr w:type="spellEnd"/>
-            <w:proofErr w:type="gramEnd"/>
             <w:r>
               <w:rPr>
                 <w:rFonts w:ascii="Arial" w:hAnsi="Arial"/>
@@ -1689,31 +1649,23 @@
         <w:tc>
           <w:tcPr>
             <w:tcW w:w="1524" w:type="dxa"/>
-          </w:tcPr>
-          <w:p>
-            <w:pPr>
-              <w:jc w:val="center"/>
-              <w:rPr>
-                <w:rFonts w:ascii="Arial" w:hAnsi="Arial"/>
-                <w:sz w:val="16"/>
-              </w:rPr>
-            </w:pPr>
-            <w:r>
-              <w:rPr>
-                <w:rFonts w:ascii="Arial" w:hAnsi="Arial"/>
-                <w:sz w:val="16"/>
-                <w:lang w:val="en-US"/>
-              </w:rPr>
-              <w:t>{</w:t>
-            </w:r>
-            <w:proofErr w:type="gramStart"/>
-            <w:r>
-              <w:rPr>
-                <w:rFonts w:ascii="Arial" w:hAnsi="Arial"/>
-                <w:sz w:val="16"/>
-                <w:lang w:val="en-US"/>
-              </w:rPr>
-              <w:t>{</w:t>
+            <w:vAlign w:val="center"/>
+          </w:tcPr>
+          <w:p>
+            <w:pPr>
+              <w:jc w:val="right"/>
+              <w:rPr>
+                <w:rFonts w:ascii="Arial" w:hAnsi="Arial"/>
+                <w:sz w:val="16"/>
+              </w:rPr>
+            </w:pPr>
+            <w:r>
+              <w:rPr>
+                <w:rFonts w:ascii="Arial" w:hAnsi="Arial"/>
+                <w:sz w:val="16"/>
+                <w:lang w:val="en-US"/>
+              </w:rPr>
+              <w:t>{{</w:t>
             </w:r>
             <w:r>
               <w:rPr>
@@ -1733,7 +1685,6 @@
               <w:t>summ</w:t>
             </w:r>
             <w:proofErr w:type="spellEnd"/>
-            <w:proofErr w:type="gramEnd"/>
             <w:r>
               <w:rPr>
                 <w:rFonts w:ascii="Arial" w:hAnsi="Arial"/>
@@ -1756,165 +1707,26 @@
                 <w:sz w:val="16"/>
               </w:rPr>
               <w:t xml:space="preserve"> руб.</w:t>
-            </w:r>
-          </w:p>
-        </w:tc>
-      </w:tr>
-    </w:tbl>
-    <w:p>
-      <w:pPr>
-        <w:rPr>
-          <w:rFonts w:hint="eastAsia"/>
-          <w:lang w:val="en-US"/>
-        </w:rPr>
-      </w:pPr>
-    </w:p>
-    <w:tbl>
-      <w:tblPr>
-        <w:tblStyle w:val="a8"/>
-        <w:tblW w:w="0" w:type="auto"/>
-        <w:tblBorders>
-          <w:top w:val="none" w:sz="0" w:space="0" w:color="auto"/>
-          <w:left w:val="none" w:sz="0" w:space="0" w:color="auto"/>
-          <w:bottom w:val="none" w:sz="0" w:space="0" w:color="auto"/>
-          <w:right w:val="none" w:sz="0" w:space="0" w:color="auto"/>
-          <w:insideH w:val="none" w:sz="0" w:space="0" w:color="auto"/>
-          <w:insideV w:val="none" w:sz="0" w:space="0" w:color="auto"/>
-        </w:tblBorders>
-        <w:tblLook w:val="04A0" w:firstRow="1" w:lastRow="0" w:firstColumn="1" w:lastColumn="0" w:noHBand="0" w:noVBand="1"/>
-      </w:tblPr>
-      <w:tblGrid>
-        <w:gridCol w:w="8188"/>
-        <w:gridCol w:w="1666"/>
-      </w:tblGrid>
-      <w:tr>
-        <w:tc>
-          <w:tcPr>
-            <w:tcW w:w="8188" w:type="dxa"/>
-          </w:tcPr>
-          <w:p>
-            <w:pPr>
-              <w:jc w:val="right"/>
-              <w:rPr>
-                <w:rFonts w:ascii="Arial" w:hAnsi="Arial"/>
-                <w:b/>
-                <w:sz w:val="16"/>
-                <w:szCs w:val="16"/>
-              </w:rPr>
-            </w:pPr>
-            <w:r>
-              <w:rPr>
-                <w:rFonts w:ascii="Arial" w:hAnsi="Arial"/>
-                <w:b/>
-                <w:sz w:val="16"/>
-                <w:szCs w:val="16"/>
-              </w:rPr>
-              <w:t>Итого:</w:t>
-            </w:r>
-          </w:p>
-        </w:tc>
-        <w:tc>
-          <w:tcPr>
-            <w:tcW w:w="1666" w:type="dxa"/>
-          </w:tcPr>
-          <w:p>
-            <w:pPr>
-              <w:snapToGrid w:val="0"/>
-              <w:rPr>
-                <w:rFonts w:ascii="Arial" w:hAnsi="Arial"/>
-                <w:b/>
-                <w:sz w:val="16"/>
-                <w:szCs w:val="16"/>
-              </w:rPr>
-            </w:pPr>
-            <w:r>
-              <w:rPr>
-                <w:rFonts w:ascii="Arial" w:hAnsi="Arial"/>
-                <w:b/>
-                <w:sz w:val="16"/>
-                <w:szCs w:val="16"/>
-                <w:lang w:val="en-US"/>
-              </w:rPr>
-              <w:t>{</w:t>
-            </w:r>
-            <w:proofErr w:type="gramStart"/>
-            <w:r>
-              <w:rPr>
-                <w:rFonts w:ascii="Arial" w:hAnsi="Arial"/>
-                <w:b/>
-                <w:sz w:val="16"/>
-                <w:szCs w:val="16"/>
-                <w:lang w:val="en-US"/>
-              </w:rPr>
-              <w:t>{</w:t>
-            </w:r>
-            <w:r>
-              <w:rPr>
-                <w:rFonts w:ascii="Arial" w:hAnsi="Arial"/>
-                <w:b/>
-                <w:sz w:val="16"/>
-                <w:szCs w:val="16"/>
-                <w:lang w:val="en-US"/>
-              </w:rPr>
-              <w:t xml:space="preserve"> </w:t>
-            </w:r>
-            <w:proofErr w:type="spellStart"/>
-            <w:r>
-              <w:rPr>
-                <w:rFonts w:ascii="Arial" w:hAnsi="Arial"/>
-                <w:b/>
-                <w:sz w:val="16"/>
-                <w:szCs w:val="16"/>
-                <w:lang w:val="en-US"/>
-              </w:rPr>
-              <w:t>summ</w:t>
-            </w:r>
-            <w:proofErr w:type="spellEnd"/>
-            <w:proofErr w:type="gramEnd"/>
-            <w:r>
-              <w:rPr>
-                <w:rFonts w:ascii="Arial" w:hAnsi="Arial"/>
-                <w:b/>
-                <w:sz w:val="16"/>
-                <w:szCs w:val="16"/>
-                <w:lang w:val="en-US"/>
-              </w:rPr>
-              <w:t xml:space="preserve"> </w:t>
-            </w:r>
-            <w:r>
-              <w:rPr>
-                <w:rFonts w:ascii="Arial" w:hAnsi="Arial"/>
-                <w:b/>
-                <w:sz w:val="16"/>
-                <w:szCs w:val="16"/>
-                <w:lang w:val="en-US"/>
-              </w:rPr>
-              <w:t>}}</w:t>
-            </w:r>
-            <w:r>
-              <w:rPr>
-                <w:rFonts w:ascii="Arial" w:hAnsi="Arial"/>
-                <w:b/>
-                <w:sz w:val="16"/>
-                <w:szCs w:val="16"/>
-              </w:rPr>
-              <w:t xml:space="preserve"> </w:t>
-            </w:r>
-            <w:r>
-              <w:rPr>
-                <w:rFonts w:ascii="Arial" w:hAnsi="Arial"/>
-                <w:b/>
-                <w:sz w:val="16"/>
-              </w:rPr>
-              <w:t>руб.</w:t>
             </w:r>
           </w:p>
         </w:tc>
       </w:tr>
       <w:tr>
-        <w:tc>
-          <w:tcPr>
-            <w:tcW w:w="8188" w:type="dxa"/>
+        <w:tblPrEx>
+          <w:tblBorders>
+            <w:top w:val="none" w:sz="0" w:space="0" w:color="auto"/>
+            <w:left w:val="none" w:sz="0" w:space="0" w:color="auto"/>
+            <w:bottom w:val="none" w:sz="0" w:space="0" w:color="auto"/>
+            <w:right w:val="none" w:sz="0" w:space="0" w:color="auto"/>
+            <w:insideH w:val="none" w:sz="0" w:space="0" w:color="auto"/>
+            <w:insideV w:val="none" w:sz="0" w:space="0" w:color="auto"/>
+          </w:tblBorders>
+        </w:tblPrEx>
+        <w:tc>
+          <w:tcPr>
+            <w:tcW w:w="8330" w:type="dxa"/>
+            <w:gridSpan w:val="5"/>
+            <w:vAlign w:val="center"/>
           </w:tcPr>
           <w:p>
             <w:pPr>
@@ -1933,23 +1745,24 @@
                 <w:sz w:val="16"/>
                 <w:szCs w:val="16"/>
               </w:rPr>
-              <w:t>В том числе НДС:</w:t>
-            </w:r>
-          </w:p>
-        </w:tc>
-        <w:tc>
-          <w:tcPr>
-            <w:tcW w:w="1666" w:type="dxa"/>
+              <w:t>Итого:</w:t>
+            </w:r>
+          </w:p>
+        </w:tc>
+        <w:tc>
+          <w:tcPr>
+            <w:tcW w:w="1524" w:type="dxa"/>
+            <w:vAlign w:val="center"/>
           </w:tcPr>
           <w:p>
             <w:pPr>
               <w:snapToGrid w:val="0"/>
-              <w:rPr>
-                <w:rFonts w:ascii="Arial" w:hAnsi="Arial"/>
-                <w:b/>
-                <w:sz w:val="16"/>
-                <w:szCs w:val="16"/>
-                <w:lang w:val="en-US"/>
+              <w:jc w:val="right"/>
+              <w:rPr>
+                <w:rFonts w:ascii="Arial" w:hAnsi="Arial"/>
+                <w:b/>
+                <w:sz w:val="16"/>
+                <w:szCs w:val="16"/>
               </w:rPr>
             </w:pPr>
             <w:r>
@@ -1981,7 +1794,7 @@
                 <w:szCs w:val="16"/>
                 <w:lang w:val="en-US"/>
               </w:rPr>
-              <w:t>nds</w:t>
+              <w:t>summ</w:t>
             </w:r>
             <w:proofErr w:type="spellEnd"/>
             <w:r>
@@ -2003,14 +1816,43 @@
                 <w:lang w:val="en-US"/>
               </w:rPr>
               <w:t>}}</w:t>
+            </w:r>
+            <w:r>
+              <w:rPr>
+                <w:rFonts w:ascii="Arial" w:hAnsi="Arial"/>
+                <w:b/>
+                <w:sz w:val="16"/>
+                <w:szCs w:val="16"/>
+              </w:rPr>
+              <w:t xml:space="preserve"> </w:t>
+            </w:r>
+            <w:r>
+              <w:rPr>
+                <w:rFonts w:ascii="Arial" w:hAnsi="Arial"/>
+                <w:b/>
+                <w:sz w:val="16"/>
+              </w:rPr>
+              <w:t>руб.</w:t>
             </w:r>
           </w:p>
         </w:tc>
       </w:tr>
       <w:tr>
-        <w:tc>
-          <w:tcPr>
-            <w:tcW w:w="8188" w:type="dxa"/>
+        <w:tblPrEx>
+          <w:tblBorders>
+            <w:top w:val="none" w:sz="0" w:space="0" w:color="auto"/>
+            <w:left w:val="none" w:sz="0" w:space="0" w:color="auto"/>
+            <w:bottom w:val="none" w:sz="0" w:space="0" w:color="auto"/>
+            <w:right w:val="none" w:sz="0" w:space="0" w:color="auto"/>
+            <w:insideH w:val="none" w:sz="0" w:space="0" w:color="auto"/>
+            <w:insideV w:val="none" w:sz="0" w:space="0" w:color="auto"/>
+          </w:tblBorders>
+        </w:tblPrEx>
+        <w:tc>
+          <w:tcPr>
+            <w:tcW w:w="8330" w:type="dxa"/>
+            <w:gridSpan w:val="5"/>
+            <w:vAlign w:val="center"/>
           </w:tcPr>
           <w:p>
             <w:pPr>
@@ -2029,44 +1871,147 @@
                 <w:sz w:val="16"/>
                 <w:szCs w:val="16"/>
               </w:rPr>
+              <w:t>В том числе НДС:</w:t>
+            </w:r>
+          </w:p>
+        </w:tc>
+        <w:tc>
+          <w:tcPr>
+            <w:tcW w:w="1524" w:type="dxa"/>
+            <w:vAlign w:val="center"/>
+          </w:tcPr>
+          <w:p>
+            <w:pPr>
+              <w:snapToGrid w:val="0"/>
+              <w:jc w:val="right"/>
+              <w:rPr>
+                <w:rFonts w:ascii="Arial" w:hAnsi="Arial"/>
+                <w:b/>
+                <w:sz w:val="16"/>
+                <w:szCs w:val="16"/>
+                <w:lang w:val="en-US"/>
+              </w:rPr>
+            </w:pPr>
+            <w:r>
+              <w:rPr>
+                <w:rFonts w:ascii="Arial" w:hAnsi="Arial"/>
+                <w:b/>
+                <w:sz w:val="16"/>
+                <w:szCs w:val="16"/>
+                <w:lang w:val="en-US"/>
+              </w:rPr>
+              <w:t>{{</w:t>
+            </w:r>
+            <w:r>
+              <w:rPr>
+                <w:rFonts w:ascii="Arial" w:hAnsi="Arial"/>
+                <w:b/>
+                <w:sz w:val="16"/>
+                <w:szCs w:val="16"/>
+                <w:lang w:val="en-US"/>
+              </w:rPr>
+              <w:t xml:space="preserve"> </w:t>
+            </w:r>
+            <w:proofErr w:type="spellStart"/>
+            <w:r>
+              <w:rPr>
+                <w:rFonts w:ascii="Arial" w:hAnsi="Arial"/>
+                <w:b/>
+                <w:sz w:val="16"/>
+                <w:szCs w:val="16"/>
+                <w:lang w:val="en-US"/>
+              </w:rPr>
+              <w:t>nds</w:t>
+            </w:r>
+            <w:proofErr w:type="spellEnd"/>
+            <w:r>
+              <w:rPr>
+                <w:rFonts w:ascii="Arial" w:hAnsi="Arial"/>
+                <w:b/>
+                <w:sz w:val="16"/>
+                <w:szCs w:val="16"/>
+                <w:lang w:val="en-US"/>
+              </w:rPr>
+              <w:t xml:space="preserve"> </w:t>
+            </w:r>
+            <w:r>
+              <w:rPr>
+                <w:rFonts w:ascii="Arial" w:hAnsi="Arial"/>
+                <w:b/>
+                <w:sz w:val="16"/>
+                <w:szCs w:val="16"/>
+                <w:lang w:val="en-US"/>
+              </w:rPr>
+              <w:t>}}</w:t>
+            </w:r>
+          </w:p>
+        </w:tc>
+      </w:tr>
+      <w:tr>
+        <w:tblPrEx>
+          <w:tblBorders>
+            <w:top w:val="none" w:sz="0" w:space="0" w:color="auto"/>
+            <w:left w:val="none" w:sz="0" w:space="0" w:color="auto"/>
+            <w:bottom w:val="none" w:sz="0" w:space="0" w:color="auto"/>
+            <w:right w:val="none" w:sz="0" w:space="0" w:color="auto"/>
+            <w:insideH w:val="none" w:sz="0" w:space="0" w:color="auto"/>
+            <w:insideV w:val="none" w:sz="0" w:space="0" w:color="auto"/>
+          </w:tblBorders>
+        </w:tblPrEx>
+        <w:tc>
+          <w:tcPr>
+            <w:tcW w:w="8330" w:type="dxa"/>
+            <w:gridSpan w:val="5"/>
+            <w:vAlign w:val="center"/>
+          </w:tcPr>
+          <w:p>
+            <w:pPr>
+              <w:jc w:val="right"/>
+              <w:rPr>
+                <w:rFonts w:ascii="Arial" w:hAnsi="Arial"/>
+                <w:b/>
+                <w:sz w:val="16"/>
+                <w:szCs w:val="16"/>
+              </w:rPr>
+            </w:pPr>
+            <w:bookmarkStart w:id="0" w:name="_GoBack"/>
+            <w:bookmarkEnd w:id="0"/>
+            <w:r>
+              <w:rPr>
+                <w:rFonts w:ascii="Arial" w:hAnsi="Arial"/>
+                <w:b/>
+                <w:sz w:val="16"/>
+                <w:szCs w:val="16"/>
+              </w:rPr>
               <w:t>Всего к оплате:</w:t>
             </w:r>
           </w:p>
         </w:tc>
         <w:tc>
           <w:tcPr>
-            <w:tcW w:w="1666" w:type="dxa"/>
+            <w:tcW w:w="1524" w:type="dxa"/>
+            <w:vAlign w:val="center"/>
           </w:tcPr>
           <w:p>
             <w:pPr>
               <w:snapToGrid w:val="0"/>
-              <w:rPr>
-                <w:rFonts w:ascii="Arial" w:hAnsi="Arial"/>
-                <w:b/>
-                <w:sz w:val="16"/>
-                <w:szCs w:val="16"/>
-              </w:rPr>
-            </w:pPr>
-            <w:r>
-              <w:rPr>
-                <w:rFonts w:ascii="Arial" w:hAnsi="Arial"/>
-                <w:b/>
-                <w:sz w:val="16"/>
-                <w:szCs w:val="16"/>
-                <w:lang w:val="en-US"/>
-              </w:rPr>
-              <w:t>{</w:t>
-            </w:r>
-            <w:proofErr w:type="gramStart"/>
-            <w:r>
-              <w:rPr>
-                <w:rFonts w:ascii="Arial" w:hAnsi="Arial"/>
-                <w:b/>
-                <w:sz w:val="16"/>
-                <w:szCs w:val="16"/>
-                <w:lang w:val="en-US"/>
-              </w:rPr>
-              <w:t>{</w:t>
+              <w:jc w:val="right"/>
+              <w:rPr>
+                <w:rFonts w:ascii="Arial" w:hAnsi="Arial"/>
+                <w:b/>
+                <w:sz w:val="16"/>
+                <w:szCs w:val="16"/>
+              </w:rPr>
+            </w:pPr>
+            <w:r>
+              <w:rPr>
+                <w:rFonts w:ascii="Arial" w:hAnsi="Arial"/>
+                <w:b/>
+                <w:sz w:val="16"/>
+                <w:szCs w:val="16"/>
+                <w:lang w:val="en-US"/>
+              </w:rPr>
+              <w:t>{{</w:t>
             </w:r>
             <w:r>
               <w:rPr>
@@ -2090,7 +2035,6 @@
               <w:t>summ</w:t>
             </w:r>
             <w:proofErr w:type="spellEnd"/>
-            <w:proofErr w:type="gramEnd"/>
             <w:r>
               <w:rPr>
                 <w:rFonts w:ascii="Arial" w:hAnsi="Arial"/>
@@ -2144,7 +2088,7 @@
     </w:p>
     <w:tbl>
       <w:tblPr>
-        <w:tblW w:w="9987" w:type="dxa"/>
+        <w:tblW w:w="9813" w:type="dxa"/>
         <w:tblLayout w:type="fixed"/>
         <w:tblCellMar>
           <w:left w:w="0" w:type="dxa"/>
@@ -2161,71 +2105,9 @@
         <w:gridCol w:w="315"/>
         <w:gridCol w:w="315"/>
         <w:gridCol w:w="2558"/>
-        <w:gridCol w:w="4470"/>
+        <w:gridCol w:w="4296"/>
         <w:gridCol w:w="174"/>
       </w:tblGrid>
-      <w:tr>
-        <w:trPr>
-          <w:trHeight w:val="255"/>
-        </w:trPr>
-        <w:tc>
-          <w:tcPr>
-            <w:tcW w:w="108" w:type="dxa"/>
-            <w:vAlign w:val="bottom"/>
-          </w:tcPr>
-          <w:p>
-            <w:pPr>
-              <w:snapToGrid w:val="0"/>
-              <w:rPr>
-                <w:rFonts w:ascii="Arial" w:hAnsi="Arial"/>
-                <w:sz w:val="16"/>
-                <w:szCs w:val="16"/>
-              </w:rPr>
-            </w:pPr>
-          </w:p>
-        </w:tc>
-        <w:tc>
-          <w:tcPr>
-            <w:tcW w:w="9879" w:type="dxa"/>
-            <w:gridSpan w:val="9"/>
-            <w:vAlign w:val="bottom"/>
-          </w:tcPr>
-          <w:p>
-            <w:pPr>
-              <w:rPr>
-                <w:rFonts w:hint="eastAsia"/>
-                <w:sz w:val="16"/>
-                <w:szCs w:val="16"/>
-              </w:rPr>
-            </w:pPr>
-            <w:r>
-              <w:rPr>
-                <w:rFonts w:ascii="Arial" w:hAnsi="Arial"/>
-                <w:sz w:val="16"/>
-                <w:szCs w:val="16"/>
-              </w:rPr>
-              <w:t xml:space="preserve">Всего наименований , </w:t>
-            </w:r>
-            <w:r>
-              <w:rPr>
-                <w:rFonts w:ascii="Arial" w:hAnsi="Arial"/>
-                <w:sz w:val="16"/>
-                <w:szCs w:val="16"/>
-                <w:lang w:val="en-US"/>
-              </w:rPr>
-              <w:t>1</w:t>
-            </w:r>
-            <w:r>
-              <w:rPr>
-                <w:rFonts w:ascii="Arial" w:hAnsi="Arial"/>
-                <w:sz w:val="16"/>
-                <w:szCs w:val="16"/>
-              </w:rPr>
-              <w:t>шт.</w:t>
-            </w:r>
-          </w:p>
-        </w:tc>
-      </w:tr>
       <w:tr>
         <w:trPr>
           <w:gridAfter w:val="1"/>
@@ -2250,8 +2132,9 @@
         </w:tc>
         <w:tc>
           <w:tcPr>
-            <w:tcW w:w="9705" w:type="dxa"/>
+            <w:tcW w:w="9531" w:type="dxa"/>
             <w:gridSpan w:val="8"/>
+            <w:vAlign w:val="bottom"/>
           </w:tcPr>
           <w:p>
             <w:pPr>
@@ -2264,106 +2147,157 @@
             <w:r>
               <w:rPr>
                 <w:rFonts w:ascii="Arial" w:hAnsi="Arial"/>
-                <w:b/>
-                <w:sz w:val="16"/>
-                <w:szCs w:val="16"/>
-              </w:rPr>
-              <w:t>Сумма прописью</w:t>
-            </w:r>
-            <w:r>
-              <w:rPr>
-                <w:rFonts w:ascii="Arial" w:hAnsi="Arial"/>
-                <w:b/>
-                <w:sz w:val="16"/>
-                <w:szCs w:val="16"/>
-                <w:lang w:val="en-US"/>
-              </w:rPr>
-              <w:t>:</w:t>
-            </w:r>
-            <w:r>
-              <w:rPr>
-                <w:rFonts w:ascii="Arial" w:hAnsi="Arial"/>
-                <w:b/>
-                <w:sz w:val="16"/>
-                <w:szCs w:val="16"/>
-              </w:rPr>
-              <w:t xml:space="preserve"> </w:t>
-            </w:r>
-            <w:r>
-              <w:rPr>
-                <w:rFonts w:ascii="Arial" w:hAnsi="Arial"/>
-                <w:b/>
-                <w:sz w:val="16"/>
-                <w:szCs w:val="16"/>
-                <w:lang w:val="en-US"/>
-              </w:rPr>
-              <w:t>{</w:t>
-            </w:r>
-            <w:proofErr w:type="gramStart"/>
-            <w:r>
-              <w:rPr>
-                <w:rFonts w:ascii="Arial" w:hAnsi="Arial"/>
-                <w:b/>
-                <w:sz w:val="16"/>
-                <w:szCs w:val="16"/>
-                <w:lang w:val="en-US"/>
-              </w:rPr>
-              <w:t>{</w:t>
-            </w:r>
-            <w:r>
-              <w:rPr>
-                <w:rFonts w:ascii="Arial" w:hAnsi="Arial"/>
-                <w:b/>
-                <w:sz w:val="16"/>
-                <w:szCs w:val="16"/>
-                <w:lang w:val="en-US"/>
-              </w:rPr>
-              <w:t xml:space="preserve"> </w:t>
-            </w:r>
-            <w:proofErr w:type="spellStart"/>
-            <w:proofErr w:type="gramEnd"/>
-            <w:r>
-              <w:rPr>
-                <w:rFonts w:ascii="Arial" w:hAnsi="Arial"/>
-                <w:b/>
-                <w:sz w:val="16"/>
-                <w:szCs w:val="16"/>
-                <w:lang w:val="en-US"/>
-              </w:rPr>
-              <w:t>propis</w:t>
-            </w:r>
-            <w:proofErr w:type="spellEnd"/>
-            <w:r>
-              <w:rPr>
-                <w:rFonts w:ascii="Arial" w:hAnsi="Arial"/>
-                <w:b/>
-                <w:sz w:val="16"/>
-                <w:szCs w:val="16"/>
-                <w:lang w:val="en-US"/>
-              </w:rPr>
-              <w:t xml:space="preserve"> </w:t>
-            </w:r>
-            <w:r>
-              <w:rPr>
-                <w:rFonts w:ascii="Arial" w:hAnsi="Arial"/>
-                <w:b/>
-                <w:sz w:val="16"/>
-                <w:szCs w:val="16"/>
-                <w:lang w:val="en-US"/>
-              </w:rPr>
-              <w:t>}}</w:t>
+                <w:sz w:val="16"/>
+                <w:szCs w:val="16"/>
+              </w:rPr>
+              <w:t xml:space="preserve">Всего наименований , </w:t>
+            </w:r>
+            <w:r>
+              <w:rPr>
+                <w:rFonts w:ascii="Arial" w:hAnsi="Arial"/>
+                <w:sz w:val="16"/>
+                <w:szCs w:val="16"/>
+                <w:lang w:val="en-US"/>
+              </w:rPr>
+              <w:t>1</w:t>
+            </w:r>
+            <w:r>
+              <w:rPr>
+                <w:rFonts w:ascii="Arial" w:hAnsi="Arial"/>
+                <w:sz w:val="16"/>
+                <w:szCs w:val="16"/>
+              </w:rPr>
+              <w:t>шт.</w:t>
             </w:r>
           </w:p>
         </w:tc>
       </w:tr>
       <w:tr>
         <w:trPr>
+          <w:trHeight w:val="255"/>
+        </w:trPr>
+        <w:tc>
+          <w:tcPr>
+            <w:tcW w:w="108" w:type="dxa"/>
+            <w:vAlign w:val="bottom"/>
+          </w:tcPr>
+          <w:p>
+            <w:pPr>
+              <w:snapToGrid w:val="0"/>
+              <w:rPr>
+                <w:rFonts w:ascii="Arial" w:hAnsi="Arial"/>
+                <w:sz w:val="16"/>
+                <w:szCs w:val="16"/>
+              </w:rPr>
+            </w:pPr>
+          </w:p>
+        </w:tc>
+        <w:tc>
+          <w:tcPr>
+            <w:tcW w:w="9705" w:type="dxa"/>
+            <w:gridSpan w:val="9"/>
+          </w:tcPr>
+          <w:p>
+            <w:pPr>
+              <w:rPr>
+                <w:rFonts w:hint="eastAsia"/>
+                <w:sz w:val="16"/>
+                <w:szCs w:val="16"/>
+              </w:rPr>
+            </w:pPr>
+            <w:r>
+              <w:rPr>
+                <w:rFonts w:ascii="Arial" w:hAnsi="Arial"/>
+                <w:b/>
+                <w:sz w:val="16"/>
+                <w:szCs w:val="16"/>
+              </w:rPr>
+              <w:t>Сумма прописью</w:t>
+            </w:r>
+            <w:r>
+              <w:rPr>
+                <w:rFonts w:ascii="Arial" w:hAnsi="Arial"/>
+                <w:b/>
+                <w:sz w:val="16"/>
+                <w:szCs w:val="16"/>
+                <w:lang w:val="en-US"/>
+              </w:rPr>
+              <w:t>:</w:t>
+            </w:r>
+            <w:r>
+              <w:rPr>
+                <w:rFonts w:ascii="Arial" w:hAnsi="Arial"/>
+                <w:b/>
+                <w:sz w:val="16"/>
+                <w:szCs w:val="16"/>
+              </w:rPr>
+              <w:t xml:space="preserve"> </w:t>
+            </w:r>
+            <w:r>
+              <w:rPr>
+                <w:rFonts w:ascii="Arial" w:hAnsi="Arial"/>
+                <w:b/>
+                <w:sz w:val="16"/>
+                <w:szCs w:val="16"/>
+                <w:lang w:val="en-US"/>
+              </w:rPr>
+              <w:t>{{</w:t>
+            </w:r>
+            <w:r>
+              <w:rPr>
+                <w:rFonts w:ascii="Arial" w:hAnsi="Arial"/>
+                <w:b/>
+                <w:sz w:val="16"/>
+                <w:szCs w:val="16"/>
+                <w:lang w:val="en-US"/>
+              </w:rPr>
+              <w:t xml:space="preserve"> </w:t>
+            </w:r>
+            <w:proofErr w:type="spellStart"/>
+            <w:r>
+              <w:rPr>
+                <w:rFonts w:ascii="Arial" w:hAnsi="Arial"/>
+                <w:b/>
+                <w:sz w:val="16"/>
+                <w:szCs w:val="16"/>
+                <w:lang w:val="en-US"/>
+              </w:rPr>
+              <w:t>propis</w:t>
+            </w:r>
+            <w:proofErr w:type="spellEnd"/>
+            <w:r>
+              <w:rPr>
+                <w:rFonts w:ascii="Arial" w:hAnsi="Arial"/>
+                <w:b/>
+                <w:sz w:val="16"/>
+                <w:szCs w:val="16"/>
+                <w:lang w:val="en-US"/>
+              </w:rPr>
+              <w:t xml:space="preserve"> </w:t>
+            </w:r>
+            <w:r>
+              <w:rPr>
+                <w:rFonts w:ascii="Arial" w:hAnsi="Arial"/>
+                <w:b/>
+                <w:sz w:val="16"/>
+                <w:szCs w:val="16"/>
+                <w:lang w:val="en-US"/>
+              </w:rPr>
+              <w:t>}}</w:t>
+            </w:r>
+          </w:p>
+        </w:tc>
+      </w:tr>
+      <w:tr>
+        <w:trPr>
+          <w:gridAfter w:val="1"/>
+          <w:wAfter w:w="174" w:type="dxa"/>
           <w:trHeight w:val="140"/>
         </w:trPr>
         <w:tc>
           <w:tcPr>
-            <w:tcW w:w="9987" w:type="dxa"/>
-            <w:gridSpan w:val="10"/>
+            <w:tcW w:w="9639" w:type="dxa"/>
+            <w:gridSpan w:val="9"/>
             <w:tcBorders>
               <w:bottom w:val="single" w:sz="10" w:space="0" w:color="000000"/>
             </w:tcBorders>
@@ -2383,7 +2317,7 @@
       <w:tr>
         <w:trPr>
           <w:gridAfter w:val="8"/>
-          <w:wAfter w:w="9662" w:type="dxa"/>
+          <w:wAfter w:w="9488" w:type="dxa"/>
           <w:trHeight w:val="140"/>
         </w:trPr>
         <w:tc>
@@ -2392,6 +2326,16 @@
             <w:gridSpan w:val="2"/>
             <w:vAlign w:val="bottom"/>
           </w:tcPr>
+          <w:p>
+            <w:pPr>
+              <w:snapToGrid w:val="0"/>
+              <w:rPr>
+                <w:rFonts w:ascii="Arial" w:hAnsi="Arial"/>
+                <w:b/>
+                <w:sz w:val="16"/>
+              </w:rPr>
+            </w:pPr>
+          </w:p>
           <w:p>
             <w:pPr>
               <w:snapToGrid w:val="0"/>
@@ -2407,7 +2351,7 @@
       <w:tr>
         <w:trPr>
           <w:gridAfter w:val="2"/>
-          <w:wAfter w:w="4644" w:type="dxa"/>
+          <w:wAfter w:w="4470" w:type="dxa"/>
           <w:trHeight w:val="255"/>
         </w:trPr>
         <w:tc>
@@ -2574,7 +2518,7 @@
 </file>
 
 <file path=word/styles.xml><?xml version="1.0" encoding="utf-8"?>
-<w:styles xmlns:mc="http://schemas.openxmlformats.org/markup-compatibility/2006" xmlns:r="http://schemas.openxmlformats.org/officeDocument/2006/relationships" xmlns:w="http://schemas.openxmlformats.org/wordprocessingml/2006/main" xmlns:w14="http://schemas.microsoft.com/office/word/2010/wordml" mc:Ignorable="w14">
+<w:styles xmlns:mc="http://schemas.openxmlformats.org/markup-compatibility/2006" xmlns:r="http://schemas.openxmlformats.org/officeDocument/2006/relationships" xmlns:w="http://schemas.openxmlformats.org/wordprocessingml/2006/main" xmlns:w14="http://schemas.microsoft.com/office/word/2010/wordml" xmlns:w15="http://schemas.microsoft.com/office/word/2012/wordml" xmlns:w16se="http://schemas.microsoft.com/office/word/2015/wordml/symex" mc:Ignorable="w14 w15 w16se">
   <w:docDefaults>
     <w:rPrDefault>
       <w:rPr>
@@ -2591,144 +2535,378 @@
       </w:pPr>
     </w:pPrDefault>
   </w:docDefaults>
-  <w:latentStyles w:defLockedState="0" w:defUIPriority="99" w:defSemiHidden="1" w:defUnhideWhenUsed="1" w:defQFormat="0" w:count="267">
-    <w:lsdException w:name="Normal" w:semiHidden="0" w:uiPriority="0" w:unhideWhenUsed="0" w:qFormat="1"/>
-    <w:lsdException w:name="heading 1" w:semiHidden="0" w:uiPriority="9" w:unhideWhenUsed="0" w:qFormat="1"/>
-    <w:lsdException w:name="heading 2" w:uiPriority="9" w:qFormat="1"/>
-    <w:lsdException w:name="heading 3" w:uiPriority="9" w:qFormat="1"/>
-    <w:lsdException w:name="heading 4" w:uiPriority="9" w:qFormat="1"/>
-    <w:lsdException w:name="heading 5" w:uiPriority="9" w:qFormat="1"/>
-    <w:lsdException w:name="heading 6" w:uiPriority="9" w:qFormat="1"/>
-    <w:lsdException w:name="heading 7" w:uiPriority="9" w:qFormat="1"/>
-    <w:lsdException w:name="heading 8" w:uiPriority="9" w:qFormat="1"/>
-    <w:lsdException w:name="heading 9" w:uiPriority="9" w:qFormat="1"/>
-    <w:lsdException w:name="toc 1" w:uiPriority="39"/>
-    <w:lsdException w:name="toc 2" w:uiPriority="39"/>
-    <w:lsdException w:name="toc 3" w:uiPriority="39"/>
-    <w:lsdException w:name="toc 4" w:uiPriority="39"/>
-    <w:lsdException w:name="toc 5" w:uiPriority="39"/>
-    <w:lsdException w:name="toc 6" w:uiPriority="39"/>
-    <w:lsdException w:name="toc 7" w:uiPriority="39"/>
-    <w:lsdException w:name="toc 8" w:uiPriority="39"/>
-    <w:lsdException w:name="toc 9" w:uiPriority="39"/>
-    <w:lsdException w:name="caption" w:uiPriority="35" w:qFormat="1"/>
-    <w:lsdException w:name="Title" w:semiHidden="0" w:uiPriority="10" w:unhideWhenUsed="0" w:qFormat="1"/>
-    <w:lsdException w:name="Default Paragraph Font" w:uiPriority="1"/>
-    <w:lsdException w:name="Subtitle" w:semiHidden="0" w:uiPriority="11" w:unhideWhenUsed="0" w:qFormat="1"/>
-    <w:lsdException w:name="Strong" w:semiHidden="0" w:uiPriority="22" w:unhideWhenUsed="0" w:qFormat="1"/>
-    <w:lsdException w:name="Emphasis" w:semiHidden="0" w:uiPriority="20" w:unhideWhenUsed="0" w:qFormat="1"/>
-    <w:lsdException w:name="Table Grid" w:semiHidden="0" w:uiPriority="59" w:unhideWhenUsed="0"/>
-    <w:lsdException w:name="Placeholder Text" w:unhideWhenUsed="0"/>
-    <w:lsdException w:name="No Spacing" w:semiHidden="0" w:uiPriority="1" w:unhideWhenUsed="0" w:qFormat="1"/>
-    <w:lsdException w:name="Light Shading" w:semiHidden="0" w:uiPriority="60" w:unhideWhenUsed="0"/>
-    <w:lsdException w:name="Light List" w:semiHidden="0" w:uiPriority="61" w:unhideWhenUsed="0"/>
-    <w:lsdException w:name="Light Grid" w:semiHidden="0" w:uiPriority="62" w:unhideWhenUsed="0"/>
-    <w:lsdException w:name="Medium Shading 1" w:semiHidden="0" w:uiPriority="63" w:unhideWhenUsed="0"/>
-    <w:lsdException w:name="Medium Shading 2" w:semiHidden="0" w:uiPriority="64" w:unhideWhenUsed="0"/>
-    <w:lsdException w:name="Medium List 1" w:semiHidden="0" w:uiPriority="65" w:unhideWhenUsed="0"/>
-    <w:lsdException w:name="Medium List 2" w:semiHidden="0" w:uiPriority="66" w:unhideWhenUsed="0"/>
-    <w:lsdException w:name="Medium Grid 1" w:semiHidden="0" w:uiPriority="67" w:unhideWhenUsed="0"/>
-    <w:lsdException w:name="Medium Grid 2" w:semiHidden="0" w:uiPriority="68" w:unhideWhenUsed="0"/>
-    <w:lsdException w:name="Medium Grid 3" w:semiHidden="0" w:uiPriority="69" w:unhideWhenUsed="0"/>
-    <w:lsdException w:name="Dark List" w:semiHidden="0" w:uiPriority="70" w:unhideWhenUsed="0"/>
-    <w:lsdException w:name="Colorful Shading" w:semiHidden="0" w:uiPriority="71" w:unhideWhenUsed="0"/>
-    <w:lsdException w:name="Colorful List" w:semiHidden="0" w:uiPriority="72" w:unhideWhenUsed="0"/>
-    <w:lsdException w:name="Colorful Grid" w:semiHidden="0" w:uiPriority="73" w:unhideWhenUsed="0"/>
-    <w:lsdException w:name="Light Shading Accent 1" w:semiHidden="0" w:uiPriority="60" w:unhideWhenUsed="0"/>
-    <w:lsdException w:name="Light List Accent 1" w:semiHidden="0" w:uiPriority="61" w:unhideWhenUsed="0"/>
-    <w:lsdException w:name="Light Grid Accent 1" w:semiHidden="0" w:uiPriority="62" w:unhideWhenUsed="0"/>
-    <w:lsdException w:name="Medium Shading 1 Accent 1" w:semiHidden="0" w:uiPriority="63" w:unhideWhenUsed="0"/>
-    <w:lsdException w:name="Medium Shading 2 Accent 1" w:semiHidden="0" w:uiPriority="64" w:unhideWhenUsed="0"/>
-    <w:lsdException w:name="Medium List 1 Accent 1" w:semiHidden="0" w:uiPriority="65" w:unhideWhenUsed="0"/>
-    <w:lsdException w:name="Revision" w:unhideWhenUsed="0"/>
-    <w:lsdException w:name="List Paragraph" w:semiHidden="0" w:uiPriority="34" w:unhideWhenUsed="0" w:qFormat="1"/>
-    <w:lsdException w:name="Quote" w:semiHidden="0" w:uiPriority="29" w:unhideWhenUsed="0" w:qFormat="1"/>
-    <w:lsdException w:name="Intense Quote" w:semiHidden="0" w:uiPriority="30" w:unhideWhenUsed="0" w:qFormat="1"/>
-    <w:lsdException w:name="Medium List 2 Accent 1" w:semiHidden="0" w:uiPriority="66" w:unhideWhenUsed="0"/>
-    <w:lsdException w:name="Medium Grid 1 Accent 1" w:semiHidden="0" w:uiPriority="67" w:unhideWhenUsed="0"/>
-    <w:lsdException w:name="Medium Grid 2 Accent 1" w:semiHidden="0" w:uiPriority="68" w:unhideWhenUsed="0"/>
-    <w:lsdException w:name="Medium Grid 3 Accent 1" w:semiHidden="0" w:uiPriority="69" w:unhideWhenUsed="0"/>
-    <w:lsdException w:name="Dark List Accent 1" w:semiHidden="0" w:uiPriority="70" w:unhideWhenUsed="0"/>
-    <w:lsdException w:name="Colorful Shading Accent 1" w:semiHidden="0" w:uiPriority="71" w:unhideWhenUsed="0"/>
-    <w:lsdException w:name="Colorful List Accent 1" w:semiHidden="0" w:uiPriority="72" w:unhideWhenUsed="0"/>
-    <w:lsdException w:name="Colorful Grid Accent 1" w:semiHidden="0" w:uiPriority="73" w:unhideWhenUsed="0"/>
-    <w:lsdException w:name="Light Shading Accent 2" w:semiHidden="0" w:uiPriority="60" w:unhideWhenUsed="0"/>
-    <w:lsdException w:name="Light List Accent 2" w:semiHidden="0" w:uiPriority="61" w:unhideWhenUsed="0"/>
-    <w:lsdException w:name="Light Grid Accent 2" w:semiHidden="0" w:uiPriority="62" w:unhideWhenUsed="0"/>
-    <w:lsdException w:name="Medium Shading 1 Accent 2" w:semiHidden="0" w:uiPriority="63" w:unhideWhenUsed="0"/>
-    <w:lsdException w:name="Medium Shading 2 Accent 2" w:semiHidden="0" w:uiPriority="64" w:unhideWhenUsed="0"/>
-    <w:lsdException w:name="Medium List 1 Accent 2" w:semiHidden="0" w:uiPriority="65" w:unhideWhenUsed="0"/>
-    <w:lsdException w:name="Medium List 2 Accent 2" w:semiHidden="0" w:uiPriority="66" w:unhideWhenUsed="0"/>
-    <w:lsdException w:name="Medium Grid 1 Accent 2" w:semiHidden="0" w:uiPriority="67" w:unhideWhenUsed="0"/>
-    <w:lsdException w:name="Medium Grid 2 Accent 2" w:semiHidden="0" w:uiPriority="68" w:unhideWhenUsed="0"/>
-    <w:lsdException w:name="Medium Grid 3 Accent 2" w:semiHidden="0" w:uiPriority="69" w:unhideWhenUsed="0"/>
-    <w:lsdException w:name="Dark List Accent 2" w:semiHidden="0" w:uiPriority="70" w:unhideWhenUsed="0"/>
-    <w:lsdException w:name="Colorful Shading Accent 2" w:semiHidden="0" w:uiPriority="71" w:unhideWhenUsed="0"/>
-    <w:lsdException w:name="Colorful List Accent 2" w:semiHidden="0" w:uiPriority="72" w:unhideWhenUsed="0"/>
-    <w:lsdException w:name="Colorful Grid Accent 2" w:semiHidden="0" w:uiPriority="73" w:unhideWhenUsed="0"/>
-    <w:lsdException w:name="Light Shading Accent 3" w:semiHidden="0" w:uiPriority="60" w:unhideWhenUsed="0"/>
-    <w:lsdException w:name="Light List Accent 3" w:semiHidden="0" w:uiPriority="61" w:unhideWhenUsed="0"/>
-    <w:lsdException w:name="Light Grid Accent 3" w:semiHidden="0" w:uiPriority="62" w:unhideWhenUsed="0"/>
-    <w:lsdException w:name="Medium Shading 1 Accent 3" w:semiHidden="0" w:uiPriority="63" w:unhideWhenUsed="0"/>
-    <w:lsdException w:name="Medium Shading 2 Accent 3" w:semiHidden="0" w:uiPriority="64" w:unhideWhenUsed="0"/>
-    <w:lsdException w:name="Medium List 1 Accent 3" w:semiHidden="0" w:uiPriority="65" w:unhideWhenUsed="0"/>
-    <w:lsdException w:name="Medium List 2 Accent 3" w:semiHidden="0" w:uiPriority="66" w:unhideWhenUsed="0"/>
-    <w:lsdException w:name="Medium Grid 1 Accent 3" w:semiHidden="0" w:uiPriority="67" w:unhideWhenUsed="0"/>
-    <w:lsdException w:name="Medium Grid 2 Accent 3" w:semiHidden="0" w:uiPriority="68" w:unhideWhenUsed="0"/>
-    <w:lsdException w:name="Medium Grid 3 Accent 3" w:semiHidden="0" w:uiPriority="69" w:unhideWhenUsed="0"/>
-    <w:lsdException w:name="Dark List Accent 3" w:semiHidden="0" w:uiPriority="70" w:unhideWhenUsed="0"/>
-    <w:lsdException w:name="Colorful Shading Accent 3" w:semiHidden="0" w:uiPriority="71" w:unhideWhenUsed="0"/>
-    <w:lsdException w:name="Colorful List Accent 3" w:semiHidden="0" w:uiPriority="72" w:unhideWhenUsed="0"/>
-    <w:lsdException w:name="Colorful Grid Accent 3" w:semiHidden="0" w:uiPriority="73" w:unhideWhenUsed="0"/>
-    <w:lsdException w:name="Light Shading Accent 4" w:semiHidden="0" w:uiPriority="60" w:unhideWhenUsed="0"/>
-    <w:lsdException w:name="Light List Accent 4" w:semiHidden="0" w:uiPriority="61" w:unhideWhenUsed="0"/>
-    <w:lsdException w:name="Light Grid Accent 4" w:semiHidden="0" w:uiPriority="62" w:unhideWhenUsed="0"/>
-    <w:lsdException w:name="Medium Shading 1 Accent 4" w:semiHidden="0" w:uiPriority="63" w:unhideWhenUsed="0"/>
-    <w:lsdException w:name="Medium Shading 2 Accent 4" w:semiHidden="0" w:uiPriority="64" w:unhideWhenUsed="0"/>
-    <w:lsdException w:name="Medium List 1 Accent 4" w:semiHidden="0" w:uiPriority="65" w:unhideWhenUsed="0"/>
-    <w:lsdException w:name="Medium List 2 Accent 4" w:semiHidden="0" w:uiPriority="66" w:unhideWhenUsed="0"/>
-    <w:lsdException w:name="Medium Grid 1 Accent 4" w:semiHidden="0" w:uiPriority="67" w:unhideWhenUsed="0"/>
-    <w:lsdException w:name="Medium Grid 2 Accent 4" w:semiHidden="0" w:uiPriority="68" w:unhideWhenUsed="0"/>
-    <w:lsdException w:name="Medium Grid 3 Accent 4" w:semiHidden="0" w:uiPriority="69" w:unhideWhenUsed="0"/>
-    <w:lsdException w:name="Dark List Accent 4" w:semiHidden="0" w:uiPriority="70" w:unhideWhenUsed="0"/>
-    <w:lsdException w:name="Colorful Shading Accent 4" w:semiHidden="0" w:uiPriority="71" w:unhideWhenUsed="0"/>
-    <w:lsdException w:name="Colorful List Accent 4" w:semiHidden="0" w:uiPriority="72" w:unhideWhenUsed="0"/>
-    <w:lsdException w:name="Colorful Grid Accent 4" w:semiHidden="0" w:uiPriority="73" w:unhideWhenUsed="0"/>
-    <w:lsdException w:name="Light Shading Accent 5" w:semiHidden="0" w:uiPriority="60" w:unhideWhenUsed="0"/>
-    <w:lsdException w:name="Light List Accent 5" w:semiHidden="0" w:uiPriority="61" w:unhideWhenUsed="0"/>
-    <w:lsdException w:name="Light Grid Accent 5" w:semiHidden="0" w:uiPriority="62" w:unhideWhenUsed="0"/>
-    <w:lsdException w:name="Medium Shading 1 Accent 5" w:semiHidden="0" w:uiPriority="63" w:unhideWhenUsed="0"/>
-    <w:lsdException w:name="Medium Shading 2 Accent 5" w:semiHidden="0" w:uiPriority="64" w:unhideWhenUsed="0"/>
-    <w:lsdException w:name="Medium List 1 Accent 5" w:semiHidden="0" w:uiPriority="65" w:unhideWhenUsed="0"/>
-    <w:lsdException w:name="Medium List 2 Accent 5" w:semiHidden="0" w:uiPriority="66" w:unhideWhenUsed="0"/>
-    <w:lsdException w:name="Medium Grid 1 Accent 5" w:semiHidden="0" w:uiPriority="67" w:unhideWhenUsed="0"/>
-    <w:lsdException w:name="Medium Grid 2 Accent 5" w:semiHidden="0" w:uiPriority="68" w:unhideWhenUsed="0"/>
-    <w:lsdException w:name="Medium Grid 3 Accent 5" w:semiHidden="0" w:uiPriority="69" w:unhideWhenUsed="0"/>
-    <w:lsdException w:name="Dark List Accent 5" w:semiHidden="0" w:uiPriority="70" w:unhideWhenUsed="0"/>
-    <w:lsdException w:name="Colorful Shading Accent 5" w:semiHidden="0" w:uiPriority="71" w:unhideWhenUsed="0"/>
-    <w:lsdException w:name="Colorful List Accent 5" w:semiHidden="0" w:uiPriority="72" w:unhideWhenUsed="0"/>
-    <w:lsdException w:name="Colorful Grid Accent 5" w:semiHidden="0" w:uiPriority="73" w:unhideWhenUsed="0"/>
-    <w:lsdException w:name="Light Shading Accent 6" w:semiHidden="0" w:uiPriority="60" w:unhideWhenUsed="0"/>
-    <w:lsdException w:name="Light List Accent 6" w:semiHidden="0" w:uiPriority="61" w:unhideWhenUsed="0"/>
-    <w:lsdException w:name="Light Grid Accent 6" w:semiHidden="0" w:uiPriority="62" w:unhideWhenUsed="0"/>
-    <w:lsdException w:name="Medium Shading 1 Accent 6" w:semiHidden="0" w:uiPriority="63" w:unhideWhenUsed="0"/>
-    <w:lsdException w:name="Medium Shading 2 Accent 6" w:semiHidden="0" w:uiPriority="64" w:unhideWhenUsed="0"/>
-    <w:lsdException w:name="Medium List 1 Accent 6" w:semiHidden="0" w:uiPriority="65" w:unhideWhenUsed="0"/>
-    <w:lsdException w:name="Medium List 2 Accent 6" w:semiHidden="0" w:uiPriority="66" w:unhideWhenUsed="0"/>
-    <w:lsdException w:name="Medium Grid 1 Accent 6" w:semiHidden="0" w:uiPriority="67" w:unhideWhenUsed="0"/>
-    <w:lsdException w:name="Medium Grid 2 Accent 6" w:semiHidden="0" w:uiPriority="68" w:unhideWhenUsed="0"/>
-    <w:lsdException w:name="Medium Grid 3 Accent 6" w:semiHidden="0" w:uiPriority="69" w:unhideWhenUsed="0"/>
-    <w:lsdException w:name="Dark List Accent 6" w:semiHidden="0" w:uiPriority="70" w:unhideWhenUsed="0"/>
-    <w:lsdException w:name="Colorful Shading Accent 6" w:semiHidden="0" w:uiPriority="71" w:unhideWhenUsed="0"/>
-    <w:lsdException w:name="Colorful List Accent 6" w:semiHidden="0" w:uiPriority="72" w:unhideWhenUsed="0"/>
-    <w:lsdException w:name="Colorful Grid Accent 6" w:semiHidden="0" w:uiPriority="73" w:unhideWhenUsed="0"/>
-    <w:lsdException w:name="Subtle Emphasis" w:semiHidden="0" w:uiPriority="19" w:unhideWhenUsed="0" w:qFormat="1"/>
-    <w:lsdException w:name="Intense Emphasis" w:semiHidden="0" w:uiPriority="21" w:unhideWhenUsed="0" w:qFormat="1"/>
-    <w:lsdException w:name="Subtle Reference" w:semiHidden="0" w:uiPriority="31" w:unhideWhenUsed="0" w:qFormat="1"/>
-    <w:lsdException w:name="Intense Reference" w:semiHidden="0" w:uiPriority="32" w:unhideWhenUsed="0" w:qFormat="1"/>
-    <w:lsdException w:name="Book Title" w:semiHidden="0" w:uiPriority="33" w:unhideWhenUsed="0" w:qFormat="1"/>
-    <w:lsdException w:name="Bibliography" w:uiPriority="37"/>
-    <w:lsdException w:name="TOC Heading" w:uiPriority="39" w:qFormat="1"/>
+  <w:latentStyles w:defLockedState="0" w:defUIPriority="99" w:defSemiHidden="0" w:defUnhideWhenUsed="0" w:defQFormat="0" w:count="371">
+    <w:lsdException w:name="Normal" w:uiPriority="0" w:qFormat="1"/>
+    <w:lsdException w:name="heading 1" w:uiPriority="9" w:qFormat="1"/>
+    <w:lsdException w:name="heading 2" w:semiHidden="1" w:uiPriority="9" w:unhideWhenUsed="1" w:qFormat="1"/>
+    <w:lsdException w:name="heading 3" w:semiHidden="1" w:uiPriority="9" w:unhideWhenUsed="1" w:qFormat="1"/>
+    <w:lsdException w:name="heading 4" w:semiHidden="1" w:uiPriority="9" w:unhideWhenUsed="1" w:qFormat="1"/>
+    <w:lsdException w:name="heading 5" w:semiHidden="1" w:uiPriority="9" w:unhideWhenUsed="1" w:qFormat="1"/>
+    <w:lsdException w:name="heading 6" w:semiHidden="1" w:uiPriority="9" w:unhideWhenUsed="1" w:qFormat="1"/>
+    <w:lsdException w:name="heading 7" w:semiHidden="1" w:uiPriority="9" w:unhideWhenUsed="1" w:qFormat="1"/>
+    <w:lsdException w:name="heading 8" w:semiHidden="1" w:uiPriority="9" w:unhideWhenUsed="1" w:qFormat="1"/>
+    <w:lsdException w:name="heading 9" w:semiHidden="1" w:uiPriority="9" w:unhideWhenUsed="1" w:qFormat="1"/>
+    <w:lsdException w:name="index 1" w:semiHidden="1" w:unhideWhenUsed="1"/>
+    <w:lsdException w:name="index 2" w:semiHidden="1" w:unhideWhenUsed="1"/>
+    <w:lsdException w:name="index 3" w:semiHidden="1" w:unhideWhenUsed="1"/>
+    <w:lsdException w:name="index 4" w:semiHidden="1" w:unhideWhenUsed="1"/>
+    <w:lsdException w:name="index 5" w:semiHidden="1" w:unhideWhenUsed="1"/>
+    <w:lsdException w:name="index 6" w:semiHidden="1" w:unhideWhenUsed="1"/>
+    <w:lsdException w:name="index 7" w:semiHidden="1" w:unhideWhenUsed="1"/>
+    <w:lsdException w:name="index 8" w:semiHidden="1" w:unhideWhenUsed="1"/>
+    <w:lsdException w:name="index 9" w:semiHidden="1" w:unhideWhenUsed="1"/>
+    <w:lsdException w:name="toc 1" w:semiHidden="1" w:uiPriority="39" w:unhideWhenUsed="1"/>
+    <w:lsdException w:name="toc 2" w:semiHidden="1" w:uiPriority="39" w:unhideWhenUsed="1"/>
+    <w:lsdException w:name="toc 3" w:semiHidden="1" w:uiPriority="39" w:unhideWhenUsed="1"/>
+    <w:lsdException w:name="toc 4" w:semiHidden="1" w:uiPriority="39" w:unhideWhenUsed="1"/>
+    <w:lsdException w:name="toc 5" w:semiHidden="1" w:uiPriority="39" w:unhideWhenUsed="1"/>
+    <w:lsdException w:name="toc 6" w:semiHidden="1" w:uiPriority="39" w:unhideWhenUsed="1"/>
+    <w:lsdException w:name="toc 7" w:semiHidden="1" w:uiPriority="39" w:unhideWhenUsed="1"/>
+    <w:lsdException w:name="toc 8" w:semiHidden="1" w:uiPriority="39" w:unhideWhenUsed="1"/>
+    <w:lsdException w:name="toc 9" w:semiHidden="1" w:uiPriority="39" w:unhideWhenUsed="1"/>
+    <w:lsdException w:name="Normal Indent" w:semiHidden="1" w:unhideWhenUsed="1"/>
+    <w:lsdException w:name="footnote text" w:semiHidden="1" w:unhideWhenUsed="1"/>
+    <w:lsdException w:name="annotation text" w:semiHidden="1" w:unhideWhenUsed="1"/>
+    <w:lsdException w:name="header" w:semiHidden="1" w:unhideWhenUsed="1"/>
+    <w:lsdException w:name="footer" w:semiHidden="1" w:unhideWhenUsed="1"/>
+    <w:lsdException w:name="index heading" w:semiHidden="1" w:unhideWhenUsed="1"/>
+    <w:lsdException w:name="caption" w:semiHidden="1" w:uiPriority="35" w:unhideWhenUsed="1" w:qFormat="1"/>
+    <w:lsdException w:name="table of figures" w:semiHidden="1" w:unhideWhenUsed="1"/>
+    <w:lsdException w:name="envelope address" w:semiHidden="1" w:unhideWhenUsed="1"/>
+    <w:lsdException w:name="envelope return" w:semiHidden="1" w:unhideWhenUsed="1"/>
+    <w:lsdException w:name="footnote reference" w:semiHidden="1" w:unhideWhenUsed="1"/>
+    <w:lsdException w:name="annotation reference" w:semiHidden="1" w:unhideWhenUsed="1"/>
+    <w:lsdException w:name="line number" w:semiHidden="1" w:unhideWhenUsed="1"/>
+    <w:lsdException w:name="page number" w:semiHidden="1" w:unhideWhenUsed="1"/>
+    <w:lsdException w:name="endnote reference" w:semiHidden="1" w:unhideWhenUsed="1"/>
+    <w:lsdException w:name="endnote text" w:semiHidden="1" w:unhideWhenUsed="1"/>
+    <w:lsdException w:name="table of authorities" w:semiHidden="1" w:unhideWhenUsed="1"/>
+    <w:lsdException w:name="macro" w:semiHidden="1" w:unhideWhenUsed="1"/>
+    <w:lsdException w:name="toa heading" w:semiHidden="1" w:unhideWhenUsed="1"/>
+    <w:lsdException w:name="List" w:semiHidden="1" w:unhideWhenUsed="1"/>
+    <w:lsdException w:name="List Bullet" w:semiHidden="1" w:unhideWhenUsed="1"/>
+    <w:lsdException w:name="List Number" w:semiHidden="1" w:unhideWhenUsed="1"/>
+    <w:lsdException w:name="List 2" w:semiHidden="1" w:unhideWhenUsed="1"/>
+    <w:lsdException w:name="List 3" w:semiHidden="1" w:unhideWhenUsed="1"/>
+    <w:lsdException w:name="List 4" w:semiHidden="1" w:unhideWhenUsed="1"/>
+    <w:lsdException w:name="List 5" w:semiHidden="1" w:unhideWhenUsed="1"/>
+    <w:lsdException w:name="List Bullet 2" w:semiHidden="1" w:unhideWhenUsed="1"/>
+    <w:lsdException w:name="List Bullet 3" w:semiHidden="1" w:unhideWhenUsed="1"/>
+    <w:lsdException w:name="List Bullet 4" w:semiHidden="1" w:unhideWhenUsed="1"/>
+    <w:lsdException w:name="List Bullet 5" w:semiHidden="1" w:unhideWhenUsed="1"/>
+    <w:lsdException w:name="List Number 2" w:semiHidden="1" w:unhideWhenUsed="1"/>
+    <w:lsdException w:name="List Number 3" w:semiHidden="1" w:unhideWhenUsed="1"/>
+    <w:lsdException w:name="List Number 4" w:semiHidden="1" w:unhideWhenUsed="1"/>
+    <w:lsdException w:name="List Number 5" w:semiHidden="1" w:unhideWhenUsed="1"/>
+    <w:lsdException w:name="Title" w:uiPriority="10" w:qFormat="1"/>
+    <w:lsdException w:name="Closing" w:semiHidden="1" w:unhideWhenUsed="1"/>
+    <w:lsdException w:name="Signature" w:semiHidden="1" w:unhideWhenUsed="1"/>
+    <w:lsdException w:name="Default Paragraph Font" w:semiHidden="1" w:uiPriority="1" w:unhideWhenUsed="1"/>
+    <w:lsdException w:name="Body Text" w:semiHidden="1" w:unhideWhenUsed="1"/>
+    <w:lsdException w:name="Body Text Indent" w:semiHidden="1" w:unhideWhenUsed="1"/>
+    <w:lsdException w:name="List Continue" w:semiHidden="1" w:unhideWhenUsed="1"/>
+    <w:lsdException w:name="List Continue 2" w:semiHidden="1" w:unhideWhenUsed="1"/>
+    <w:lsdException w:name="List Continue 3" w:semiHidden="1" w:unhideWhenUsed="1"/>
+    <w:lsdException w:name="List Continue 4" w:semiHidden="1" w:unhideWhenUsed="1"/>
+    <w:lsdException w:name="List Continue 5" w:semiHidden="1" w:unhideWhenUsed="1"/>
+    <w:lsdException w:name="Message Header" w:semiHidden="1" w:unhideWhenUsed="1"/>
+    <w:lsdException w:name="Subtitle" w:uiPriority="11" w:qFormat="1"/>
+    <w:lsdException w:name="Salutation" w:semiHidden="1" w:unhideWhenUsed="1"/>
+    <w:lsdException w:name="Date" w:semiHidden="1" w:unhideWhenUsed="1"/>
+    <w:lsdException w:name="Body Text First Indent" w:semiHidden="1" w:unhideWhenUsed="1"/>
+    <w:lsdException w:name="Body Text First Indent 2" w:semiHidden="1" w:unhideWhenUsed="1"/>
+    <w:lsdException w:name="Note Heading" w:semiHidden="1" w:unhideWhenUsed="1"/>
+    <w:lsdException w:name="Body Text 2" w:semiHidden="1" w:unhideWhenUsed="1"/>
+    <w:lsdException w:name="Body Text 3" w:semiHidden="1" w:unhideWhenUsed="1"/>
+    <w:lsdException w:name="Body Text Indent 2" w:semiHidden="1" w:unhideWhenUsed="1"/>
+    <w:lsdException w:name="Body Text Indent 3" w:semiHidden="1" w:unhideWhenUsed="1"/>
+    <w:lsdException w:name="Block Text" w:semiHidden="1" w:unhideWhenUsed="1"/>
+    <w:lsdException w:name="Hyperlink" w:semiHidden="1" w:unhideWhenUsed="1"/>
+    <w:lsdException w:name="FollowedHyperlink" w:semiHidden="1" w:unhideWhenUsed="1"/>
+    <w:lsdException w:name="Strong" w:uiPriority="22" w:qFormat="1"/>
+    <w:lsdException w:name="Emphasis" w:uiPriority="20" w:qFormat="1"/>
+    <w:lsdException w:name="Document Map" w:semiHidden="1" w:unhideWhenUsed="1"/>
+    <w:lsdException w:name="Plain Text" w:semiHidden="1" w:unhideWhenUsed="1"/>
+    <w:lsdException w:name="E-mail Signature" w:semiHidden="1" w:unhideWhenUsed="1"/>
+    <w:lsdException w:name="HTML Top of Form" w:semiHidden="1" w:unhideWhenUsed="1"/>
+    <w:lsdException w:name="HTML Bottom of Form" w:semiHidden="1" w:unhideWhenUsed="1"/>
+    <w:lsdException w:name="Normal (Web)" w:semiHidden="1" w:unhideWhenUsed="1"/>
+    <w:lsdException w:name="HTML Acronym" w:semiHidden="1" w:unhideWhenUsed="1"/>
+    <w:lsdException w:name="HTML Address" w:semiHidden="1" w:unhideWhenUsed="1"/>
+    <w:lsdException w:name="HTML Cite" w:semiHidden="1" w:unhideWhenUsed="1"/>
+    <w:lsdException w:name="HTML Code" w:semiHidden="1" w:unhideWhenUsed="1"/>
+    <w:lsdException w:name="HTML Definition" w:semiHidden="1" w:unhideWhenUsed="1"/>
+    <w:lsdException w:name="HTML Keyboard" w:semiHidden="1" w:unhideWhenUsed="1"/>
+    <w:lsdException w:name="HTML Preformatted" w:semiHidden="1" w:unhideWhenUsed="1"/>
+    <w:lsdException w:name="HTML Sample" w:semiHidden="1" w:unhideWhenUsed="1"/>
+    <w:lsdException w:name="HTML Typewriter" w:semiHidden="1" w:unhideWhenUsed="1"/>
+    <w:lsdException w:name="HTML Variable" w:semiHidden="1" w:unhideWhenUsed="1"/>
+    <w:lsdException w:name="Normal Table" w:semiHidden="1" w:unhideWhenUsed="1"/>
+    <w:lsdException w:name="annotation subject" w:semiHidden="1" w:unhideWhenUsed="1"/>
+    <w:lsdException w:name="No List" w:semiHidden="1" w:unhideWhenUsed="1"/>
+    <w:lsdException w:name="Outline List 1" w:semiHidden="1" w:unhideWhenUsed="1"/>
+    <w:lsdException w:name="Outline List 2" w:semiHidden="1" w:unhideWhenUsed="1"/>
+    <w:lsdException w:name="Outline List 3" w:semiHidden="1" w:unhideWhenUsed="1"/>
+    <w:lsdException w:name="Table Simple 1" w:semiHidden="1" w:unhideWhenUsed="1"/>
+    <w:lsdException w:name="Table Simple 2" w:semiHidden="1" w:unhideWhenUsed="1"/>
+    <w:lsdException w:name="Table Simple 3" w:semiHidden="1" w:unhideWhenUsed="1"/>
+    <w:lsdException w:name="Table Classic 1" w:semiHidden="1" w:unhideWhenUsed="1"/>
+    <w:lsdException w:name="Table Classic 2" w:semiHidden="1" w:unhideWhenUsed="1"/>
+    <w:lsdException w:name="Table Classic 3" w:semiHidden="1" w:unhideWhenUsed="1"/>
+    <w:lsdException w:name="Table Classic 4" w:semiHidden="1" w:unhideWhenUsed="1"/>
+    <w:lsdException w:name="Table Colorful 1" w:semiHidden="1" w:unhideWhenUsed="1"/>
+    <w:lsdException w:name="Table Colorful 2" w:semiHidden="1" w:unhideWhenUsed="1"/>
+    <w:lsdException w:name="Table Colorful 3" w:semiHidden="1" w:unhideWhenUsed="1"/>
+    <w:lsdException w:name="Table Columns 1" w:semiHidden="1" w:unhideWhenUsed="1"/>
+    <w:lsdException w:name="Table Columns 2" w:semiHidden="1" w:unhideWhenUsed="1"/>
+    <w:lsdException w:name="Table Columns 3" w:semiHidden="1" w:unhideWhenUsed="1"/>
+    <w:lsdException w:name="Table Columns 4" w:semiHidden="1" w:unhideWhenUsed="1"/>
+    <w:lsdException w:name="Table Columns 5" w:semiHidden="1" w:unhideWhenUsed="1"/>
+    <w:lsdException w:name="Table Grid 1" w:semiHidden="1" w:unhideWhenUsed="1"/>
+    <w:lsdException w:name="Table Grid 2" w:semiHidden="1" w:unhideWhenUsed="1"/>
+    <w:lsdException w:name="Table Grid 3" w:semiHidden="1" w:unhideWhenUsed="1"/>
+    <w:lsdException w:name="Table Grid 4" w:semiHidden="1" w:unhideWhenUsed="1"/>
+    <w:lsdException w:name="Table Grid 5" w:semiHidden="1" w:unhideWhenUsed="1"/>
+    <w:lsdException w:name="Table Grid 6" w:semiHidden="1" w:unhideWhenUsed="1"/>
+    <w:lsdException w:name="Table Grid 7" w:semiHidden="1" w:unhideWhenUsed="1"/>
+    <w:lsdException w:name="Table Grid 8" w:semiHidden="1" w:unhideWhenUsed="1"/>
+    <w:lsdException w:name="Table List 1" w:semiHidden="1" w:unhideWhenUsed="1"/>
+    <w:lsdException w:name="Table List 2" w:semiHidden="1" w:unhideWhenUsed="1"/>
+    <w:lsdException w:name="Table List 3" w:semiHidden="1" w:unhideWhenUsed="1"/>
+    <w:lsdException w:name="Table List 4" w:semiHidden="1" w:unhideWhenUsed="1"/>
+    <w:lsdException w:name="Table List 5" w:semiHidden="1" w:unhideWhenUsed="1"/>
+    <w:lsdException w:name="Table List 6" w:semiHidden="1" w:unhideWhenUsed="1"/>
+    <w:lsdException w:name="Table List 7" w:semiHidden="1" w:unhideWhenUsed="1"/>
+    <w:lsdException w:name="Table List 8" w:semiHidden="1" w:unhideWhenUsed="1"/>
+    <w:lsdException w:name="Table 3D effects 1" w:semiHidden="1" w:unhideWhenUsed="1"/>
+    <w:lsdException w:name="Table 3D effects 2" w:semiHidden="1" w:unhideWhenUsed="1"/>
+    <w:lsdException w:name="Table 3D effects 3" w:semiHidden="1" w:unhideWhenUsed="1"/>
+    <w:lsdException w:name="Table Contemporary" w:semiHidden="1" w:unhideWhenUsed="1"/>
+    <w:lsdException w:name="Table Elegant" w:semiHidden="1" w:unhideWhenUsed="1"/>
+    <w:lsdException w:name="Table Professional" w:semiHidden="1" w:unhideWhenUsed="1"/>
+    <w:lsdException w:name="Table Subtle 1" w:semiHidden="1" w:unhideWhenUsed="1"/>
+    <w:lsdException w:name="Table Subtle 2" w:semiHidden="1" w:unhideWhenUsed="1"/>
+    <w:lsdException w:name="Table Web 1" w:semiHidden="1" w:unhideWhenUsed="1"/>
+    <w:lsdException w:name="Table Web 2" w:semiHidden="1" w:unhideWhenUsed="1"/>
+    <w:lsdException w:name="Table Web 3" w:semiHidden="1" w:unhideWhenUsed="1"/>
+    <w:lsdException w:name="Balloon Text" w:semiHidden="1" w:unhideWhenUsed="1"/>
+    <w:lsdException w:name="Table Grid" w:uiPriority="59"/>
+    <w:lsdException w:name="Table Theme" w:semiHidden="1" w:unhideWhenUsed="1"/>
+    <w:lsdException w:name="Placeholder Text" w:semiHidden="1"/>
+    <w:lsdException w:name="No Spacing" w:uiPriority="1" w:qFormat="1"/>
+    <w:lsdException w:name="Light Shading" w:uiPriority="60"/>
+    <w:lsdException w:name="Light List" w:uiPriority="61"/>
+    <w:lsdException w:name="Light Grid" w:uiPriority="62"/>
+    <w:lsdException w:name="Medium Shading 1" w:uiPriority="63"/>
+    <w:lsdException w:name="Medium Shading 2" w:uiPriority="64"/>
+    <w:lsdException w:name="Medium List 1" w:uiPriority="65"/>
+    <w:lsdException w:name="Medium List 2" w:uiPriority="66"/>
+    <w:lsdException w:name="Medium Grid 1" w:uiPriority="67"/>
+    <w:lsdException w:name="Medium Grid 2" w:uiPriority="68"/>
+    <w:lsdException w:name="Medium Grid 3" w:uiPriority="69"/>
+    <w:lsdException w:name="Dark List" w:uiPriority="70"/>
+    <w:lsdException w:name="Colorful Shading" w:uiPriority="71"/>
+    <w:lsdException w:name="Colorful List" w:uiPriority="72"/>
+    <w:lsdException w:name="Colorful Grid" w:uiPriority="73"/>
+    <w:lsdException w:name="Light Shading Accent 1" w:uiPriority="60"/>
+    <w:lsdException w:name="Light List Accent 1" w:uiPriority="61"/>
+    <w:lsdException w:name="Light Grid Accent 1" w:uiPriority="62"/>
+    <w:lsdException w:name="Medium Shading 1 Accent 1" w:uiPriority="63"/>
+    <w:lsdException w:name="Medium Shading 2 Accent 1" w:uiPriority="64"/>
+    <w:lsdException w:name="Medium List 1 Accent 1" w:uiPriority="65"/>
+    <w:lsdException w:name="Revision" w:semiHidden="1"/>
+    <w:lsdException w:name="List Paragraph" w:uiPriority="34" w:qFormat="1"/>
+    <w:lsdException w:name="Quote" w:uiPriority="29" w:qFormat="1"/>
+    <w:lsdException w:name="Intense Quote" w:uiPriority="30" w:qFormat="1"/>
+    <w:lsdException w:name="Medium List 2 Accent 1" w:uiPriority="66"/>
+    <w:lsdException w:name="Medium Grid 1 Accent 1" w:uiPriority="67"/>
+    <w:lsdException w:name="Medium Grid 2 Accent 1" w:uiPriority="68"/>
+    <w:lsdException w:name="Medium Grid 3 Accent 1" w:uiPriority="69"/>
+    <w:lsdException w:name="Dark List Accent 1" w:uiPriority="70"/>
+    <w:lsdException w:name="Colorful Shading Accent 1" w:uiPriority="71"/>
+    <w:lsdException w:name="Colorful List Accent 1" w:uiPriority="72"/>
+    <w:lsdException w:name="Colorful Grid Accent 1" w:uiPriority="73"/>
+    <w:lsdException w:name="Light Shading Accent 2" w:uiPriority="60"/>
+    <w:lsdException w:name="Light List Accent 2" w:uiPriority="61"/>
+    <w:lsdException w:name="Light Grid Accent 2" w:uiPriority="62"/>
+    <w:lsdException w:name="Medium Shading 1 Accent 2" w:uiPriority="63"/>
+    <w:lsdException w:name="Medium Shading 2 Accent 2" w:uiPriority="64"/>
+    <w:lsdException w:name="Medium List 1 Accent 2" w:uiPriority="65"/>
+    <w:lsdException w:name="Medium List 2 Accent 2" w:uiPriority="66"/>
+    <w:lsdException w:name="Medium Grid 1 Accent 2" w:uiPriority="67"/>
+    <w:lsdException w:name="Medium Grid 2 Accent 2" w:uiPriority="68"/>
+    <w:lsdException w:name="Medium Grid 3 Accent 2" w:uiPriority="69"/>
+    <w:lsdException w:name="Dark List Accent 2" w:uiPriority="70"/>
+    <w:lsdException w:name="Colorful Shading Accent 2" w:uiPriority="71"/>
+    <w:lsdException w:name="Colorful List Accent 2" w:uiPriority="72"/>
+    <w:lsdException w:name="Colorful Grid Accent 2" w:uiPriority="73"/>
+    <w:lsdException w:name="Light Shading Accent 3" w:uiPriority="60"/>
+    <w:lsdException w:name="Light List Accent 3" w:uiPriority="61"/>
+    <w:lsdException w:name="Light Grid Accent 3" w:uiPriority="62"/>
+    <w:lsdException w:name="Medium Shading 1 Accent 3" w:uiPriority="63"/>
+    <w:lsdException w:name="Medium Shading 2 Accent 3" w:uiPriority="64"/>
+    <w:lsdException w:name="Medium List 1 Accent 3" w:uiPriority="65"/>
+    <w:lsdException w:name="Medium List 2 Accent 3" w:uiPriority="66"/>
+    <w:lsdException w:name="Medium Grid 1 Accent 3" w:uiPriority="67"/>
+    <w:lsdException w:name="Medium Grid 2 Accent 3" w:uiPriority="68"/>
+    <w:lsdException w:name="Medium Grid 3 Accent 3" w:uiPriority="69"/>
+    <w:lsdException w:name="Dark List Accent 3" w:uiPriority="70"/>
+    <w:lsdException w:name="Colorful Shading Accent 3" w:uiPriority="71"/>
+    <w:lsdException w:name="Colorful List Accent 3" w:uiPriority="72"/>
+    <w:lsdException w:name="Colorful Grid Accent 3" w:uiPriority="73"/>
+    <w:lsdException w:name="Light Shading Accent 4" w:uiPriority="60"/>
+    <w:lsdException w:name="Light List Accent 4" w:uiPriority="61"/>
+    <w:lsdException w:name="Light Grid Accent 4" w:uiPriority="62"/>
+    <w:lsdException w:name="Medium Shading 1 Accent 4" w:uiPriority="63"/>
+    <w:lsdException w:name="Medium Shading 2 Accent 4" w:uiPriority="64"/>
+    <w:lsdException w:name="Medium List 1 Accent 4" w:uiPriority="65"/>
+    <w:lsdException w:name="Medium List 2 Accent 4" w:uiPriority="66"/>
+    <w:lsdException w:name="Medium Grid 1 Accent 4" w:uiPriority="67"/>
+    <w:lsdException w:name="Medium Grid 2 Accent 4" w:uiPriority="68"/>
+    <w:lsdException w:name="Medium Grid 3 Accent 4" w:uiPriority="69"/>
+    <w:lsdException w:name="Dark List Accent 4" w:uiPriority="70"/>
+    <w:lsdException w:name="Colorful Shading Accent 4" w:uiPriority="71"/>
+    <w:lsdException w:name="Colorful List Accent 4" w:uiPriority="72"/>
+    <w:lsdException w:name="Colorful Grid Accent 4" w:uiPriority="73"/>
+    <w:lsdException w:name="Light Shading Accent 5" w:uiPriority="60"/>
+    <w:lsdException w:name="Light List Accent 5" w:uiPriority="61"/>
+    <w:lsdException w:name="Light Grid Accent 5" w:uiPriority="62"/>
+    <w:lsdException w:name="Medium Shading 1 Accent 5" w:uiPriority="63"/>
+    <w:lsdException w:name="Medium Shading 2 Accent 5" w:uiPriority="64"/>
+    <w:lsdException w:name="Medium List 1 Accent 5" w:uiPriority="65"/>
+    <w:lsdException w:name="Medium List 2 Accent 5" w:uiPriority="66"/>
+    <w:lsdException w:name="Medium Grid 1 Accent 5" w:uiPriority="67"/>
+    <w:lsdException w:name="Medium Grid 2 Accent 5" w:uiPriority="68"/>
+    <w:lsdException w:name="Medium Grid 3 Accent 5" w:uiPriority="69"/>
+    <w:lsdException w:name="Dark List Accent 5" w:uiPriority="70"/>
+    <w:lsdException w:name="Colorful Shading Accent 5" w:uiPriority="71"/>
+    <w:lsdException w:name="Colorful List Accent 5" w:uiPriority="72"/>
+    <w:lsdException w:name="Colorful Grid Accent 5" w:uiPriority="73"/>
+    <w:lsdException w:name="Light Shading Accent 6" w:uiPriority="60"/>
+    <w:lsdException w:name="Light List Accent 6" w:uiPriority="61"/>
+    <w:lsdException w:name="Light Grid Accent 6" w:uiPriority="62"/>
+    <w:lsdException w:name="Medium Shading 1 Accent 6" w:uiPriority="63"/>
+    <w:lsdException w:name="Medium Shading 2 Accent 6" w:uiPriority="64"/>
+    <w:lsdException w:name="Medium List 1 Accent 6" w:uiPriority="65"/>
+    <w:lsdException w:name="Medium List 2 Accent 6" w:uiPriority="66"/>
+    <w:lsdException w:name="Medium Grid 1 Accent 6" w:uiPriority="67"/>
+    <w:lsdException w:name="Medium Grid 2 Accent 6" w:uiPriority="68"/>
+    <w:lsdException w:name="Medium Grid 3 Accent 6" w:uiPriority="69"/>
+    <w:lsdException w:name="Dark List Accent 6" w:uiPriority="70"/>
+    <w:lsdException w:name="Colorful Shading Accent 6" w:uiPriority="71"/>
+    <w:lsdException w:name="Colorful List Accent 6" w:uiPriority="72"/>
+    <w:lsdException w:name="Colorful Grid Accent 6" w:uiPriority="73"/>
+    <w:lsdException w:name="Subtle Emphasis" w:uiPriority="19" w:qFormat="1"/>
+    <w:lsdException w:name="Intense Emphasis" w:uiPriority="21" w:qFormat="1"/>
+    <w:lsdException w:name="Subtle Reference" w:uiPriority="31" w:qFormat="1"/>
+    <w:lsdException w:name="Intense Reference" w:uiPriority="32" w:qFormat="1"/>
+    <w:lsdException w:name="Book Title" w:uiPriority="33" w:qFormat="1"/>
+    <w:lsdException w:name="Bibliography" w:semiHidden="1" w:uiPriority="37" w:unhideWhenUsed="1"/>
+    <w:lsdException w:name="TOC Heading" w:semiHidden="1" w:uiPriority="39" w:unhideWhenUsed="1" w:qFormat="1"/>
+    <w:lsdException w:name="Plain Table 1" w:uiPriority="41"/>
+    <w:lsdException w:name="Plain Table 2" w:uiPriority="42"/>
+    <w:lsdException w:name="Plain Table 3" w:uiPriority="43"/>
+    <w:lsdException w:name="Plain Table 4" w:uiPriority="44"/>
+    <w:lsdException w:name="Plain Table 5" w:uiPriority="45"/>
+    <w:lsdException w:name="Grid Table Light" w:uiPriority="40"/>
+    <w:lsdException w:name="Grid Table 1 Light" w:uiPriority="46"/>
+    <w:lsdException w:name="Grid Table 2" w:uiPriority="47"/>
+    <w:lsdException w:name="Grid Table 3" w:uiPriority="48"/>
+    <w:lsdException w:name="Grid Table 4" w:uiPriority="49"/>
+    <w:lsdException w:name="Grid Table 5 Dark" w:uiPriority="50"/>
+    <w:lsdException w:name="Grid Table 6 Colorful" w:uiPriority="51"/>
+    <w:lsdException w:name="Grid Table 7 Colorful" w:uiPriority="52"/>
+    <w:lsdException w:name="Grid Table 1 Light Accent 1" w:uiPriority="46"/>
+    <w:lsdException w:name="Grid Table 2 Accent 1" w:uiPriority="47"/>
+    <w:lsdException w:name="Grid Table 3 Accent 1" w:uiPriority="48"/>
+    <w:lsdException w:name="Grid Table 4 Accent 1" w:uiPriority="49"/>
+    <w:lsdException w:name="Grid Table 5 Dark Accent 1" w:uiPriority="50"/>
+    <w:lsdException w:name="Grid Table 6 Colorful Accent 1" w:uiPriority="51"/>
+    <w:lsdException w:name="Grid Table 7 Colorful Accent 1" w:uiPriority="52"/>
+    <w:lsdException w:name="Grid Table 1 Light Accent 2" w:uiPriority="46"/>
+    <w:lsdException w:name="Grid Table 2 Accent 2" w:uiPriority="47"/>
+    <w:lsdException w:name="Grid Table 3 Accent 2" w:uiPriority="48"/>
+    <w:lsdException w:name="Grid Table 4 Accent 2" w:uiPriority="49"/>
+    <w:lsdException w:name="Grid Table 5 Dark Accent 2" w:uiPriority="50"/>
+    <w:lsdException w:name="Grid Table 6 Colorful Accent 2" w:uiPriority="51"/>
+    <w:lsdException w:name="Grid Table 7 Colorful Accent 2" w:uiPriority="52"/>
+    <w:lsdException w:name="Grid Table 1 Light Accent 3" w:uiPriority="46"/>
+    <w:lsdException w:name="Grid Table 2 Accent 3" w:uiPriority="47"/>
+    <w:lsdException w:name="Grid Table 3 Accent 3" w:uiPriority="48"/>
+    <w:lsdException w:name="Grid Table 4 Accent 3" w:uiPriority="49"/>
+    <w:lsdException w:name="Grid Table 5 Dark Accent 3" w:uiPriority="50"/>
+    <w:lsdException w:name="Grid Table 6 Colorful Accent 3" w:uiPriority="51"/>
+    <w:lsdException w:name="Grid Table 7 Colorful Accent 3" w:uiPriority="52"/>
+    <w:lsdException w:name="Grid Table 1 Light Accent 4" w:uiPriority="46"/>
+    <w:lsdException w:name="Grid Table 2 Accent 4" w:uiPriority="47"/>
+    <w:lsdException w:name="Grid Table 3 Accent 4" w:uiPriority="48"/>
+    <w:lsdException w:name="Grid Table 4 Accent 4" w:uiPriority="49"/>
+    <w:lsdException w:name="Grid Table 5 Dark Accent 4" w:uiPriority="50"/>
+    <w:lsdException w:name="Grid Table 6 Colorful Accent 4" w:uiPriority="51"/>
+    <w:lsdException w:name="Grid Table 7 Colorful Accent 4" w:uiPriority="52"/>
+    <w:lsdException w:name="Grid Table 1 Light Accent 5" w:uiPriority="46"/>
+    <w:lsdException w:name="Grid Table 2 Accent 5" w:uiPriority="47"/>
+    <w:lsdException w:name="Grid Table 3 Accent 5" w:uiPriority="48"/>
+    <w:lsdException w:name="Grid Table 4 Accent 5" w:uiPriority="49"/>
+    <w:lsdException w:name="Grid Table 5 Dark Accent 5" w:uiPriority="50"/>
+    <w:lsdException w:name="Grid Table 6 Colorful Accent 5" w:uiPriority="51"/>
+    <w:lsdException w:name="Grid Table 7 Colorful Accent 5" w:uiPriority="52"/>
+    <w:lsdException w:name="Grid Table 1 Light Accent 6" w:uiPriority="46"/>
+    <w:lsdException w:name="Grid Table 2 Accent 6" w:uiPriority="47"/>
+    <w:lsdException w:name="Grid Table 3 Accent 6" w:uiPriority="48"/>
+    <w:lsdException w:name="Grid Table 4 Accent 6" w:uiPriority="49"/>
+    <w:lsdException w:name="Grid Table 5 Dark Accent 6" w:uiPriority="50"/>
+    <w:lsdException w:name="Grid Table 6 Colorful Accent 6" w:uiPriority="51"/>
+    <w:lsdException w:name="Grid Table 7 Colorful Accent 6" w:uiPriority="52"/>
+    <w:lsdException w:name="List Table 1 Light" w:uiPriority="46"/>
+    <w:lsdException w:name="List Table 2" w:uiPriority="47"/>
+    <w:lsdException w:name="List Table 3" w:uiPriority="48"/>
+    <w:lsdException w:name="List Table 4" w:uiPriority="49"/>
+    <w:lsdException w:name="List Table 5 Dark" w:uiPriority="50"/>
+    <w:lsdException w:name="List Table 6 Colorful" w:uiPriority="51"/>
+    <w:lsdException w:name="List Table 7 Colorful" w:uiPriority="52"/>
+    <w:lsdException w:name="List Table 1 Light Accent 1" w:uiPriority="46"/>
+    <w:lsdException w:name="List Table 2 Accent 1" w:uiPriority="47"/>
+    <w:lsdException w:name="List Table 3 Accent 1" w:uiPriority="48"/>
+    <w:lsdException w:name="List Table 4 Accent 1" w:uiPriority="49"/>
+    <w:lsdException w:name="List Table 5 Dark Accent 1" w:uiPriority="50"/>
+    <w:lsdException w:name="List Table 6 Colorful Accent 1" w:uiPriority="51"/>
+    <w:lsdException w:name="List Table 7 Colorful Accent 1" w:uiPriority="52"/>
+    <w:lsdException w:name="List Table 1 Light Accent 2" w:uiPriority="46"/>
+    <w:lsdException w:name="List Table 2 Accent 2" w:uiPriority="47"/>
+    <w:lsdException w:name="List Table 3 Accent 2" w:uiPriority="48"/>
+    <w:lsdException w:name="List Table 4 Accent 2" w:uiPriority="49"/>
+    <w:lsdException w:name="List Table 5 Dark Accent 2" w:uiPriority="50"/>
+    <w:lsdException w:name="List Table 6 Colorful Accent 2" w:uiPriority="51"/>
+    <w:lsdException w:name="List Table 7 Colorful Accent 2" w:uiPriority="52"/>
+    <w:lsdException w:name="List Table 1 Light Accent 3" w:uiPriority="46"/>
+    <w:lsdException w:name="List Table 2 Accent 3" w:uiPriority="47"/>
+    <w:lsdException w:name="List Table 3 Accent 3" w:uiPriority="48"/>
+    <w:lsdException w:name="List Table 4 Accent 3" w:uiPriority="49"/>
+    <w:lsdException w:name="List Table 5 Dark Accent 3" w:uiPriority="50"/>
+    <w:lsdException w:name="List Table 6 Colorful Accent 3" w:uiPriority="51"/>
+    <w:lsdException w:name="List Table 7 Colorful Accent 3" w:uiPriority="52"/>
+    <w:lsdException w:name="List Table 1 Light Accent 4" w:uiPriority="46"/>
+    <w:lsdException w:name="List Table 2 Accent 4" w:uiPriority="47"/>
+    <w:lsdException w:name="List Table 3 Accent 4" w:uiPriority="48"/>
+    <w:lsdException w:name="List Table 4 Accent 4" w:uiPriority="49"/>
+    <w:lsdException w:name="List Table 5 Dark Accent 4" w:uiPriority="50"/>
+    <w:lsdException w:name="List Table 6 Colorful Accent 4" w:uiPriority="51"/>
+    <w:lsdException w:name="List Table 7 Colorful Accent 4" w:uiPriority="52"/>
+    <w:lsdException w:name="List Table 1 Light Accent 5" w:uiPriority="46"/>
+    <w:lsdException w:name="List Table 2 Accent 5" w:uiPriority="47"/>
+    <w:lsdException w:name="List Table 3 Accent 5" w:uiPriority="48"/>
+    <w:lsdException w:name="List Table 4 Accent 5" w:uiPriority="49"/>
+    <w:lsdException w:name="List Table 5 Dark Accent 5" w:uiPriority="50"/>
+    <w:lsdException w:name="List Table 6 Colorful Accent 5" w:uiPriority="51"/>
+    <w:lsdException w:name="List Table 7 Colorful Accent 5" w:uiPriority="52"/>
+    <w:lsdException w:name="List Table 1 Light Accent 6" w:uiPriority="46"/>
+    <w:lsdException w:name="List Table 2 Accent 6" w:uiPriority="47"/>
+    <w:lsdException w:name="List Table 3 Accent 6" w:uiPriority="48"/>
+    <w:lsdException w:name="List Table 4 Accent 6" w:uiPriority="49"/>
+    <w:lsdException w:name="List Table 5 Dark Accent 6" w:uiPriority="50"/>
+    <w:lsdException w:name="List Table 6 Colorful Accent 6" w:uiPriority="51"/>
+    <w:lsdException w:name="List Table 7 Colorful Accent 6" w:uiPriority="52"/>
   </w:latentStyles>
   <w:style w:type="paragraph" w:default="1" w:styleId="a">
     <w:name w:val="Normal"/>
@@ -2761,10 +2939,10 @@
     <w:semiHidden/>
     <w:unhideWhenUsed/>
   </w:style>
-  <w:style w:type="paragraph" w:customStyle="1" w:styleId="a3">
-    <w:name w:val="Заголовок"/>
+  <w:style w:type="paragraph" w:customStyle="1" w:styleId="1">
+    <w:name w:val="Заголовок1"/>
     <w:basedOn w:val="a"/>
-    <w:next w:val="a4"/>
+    <w:next w:val="a3"/>
     <w:qFormat/>
     <w:pPr>
       <w:keepNext/>
@@ -2776,18 +2954,18 @@
       <w:szCs w:val="28"/>
     </w:rPr>
   </w:style>
-  <w:style w:type="paragraph" w:styleId="a4">
+  <w:style w:type="paragraph" w:styleId="a3">
     <w:name w:val="Body Text"/>
     <w:basedOn w:val="a"/>
     <w:pPr>
       <w:spacing w:after="140" w:line="276" w:lineRule="auto"/>
     </w:pPr>
   </w:style>
+  <w:style w:type="paragraph" w:styleId="a4">
+    <w:name w:val="List"/>
+    <w:basedOn w:val="a3"/>
+  </w:style>
   <w:style w:type="paragraph" w:styleId="a5">
-    <w:name w:val="List"/>
-    <w:basedOn w:val="a4"/>
-  </w:style>
-  <w:style w:type="paragraph" w:styleId="a6">
     <w:name w:val="caption"/>
     <w:basedOn w:val="a"/>
     <w:qFormat/>
@@ -2800,7 +2978,7 @@
       <w:iCs/>
     </w:rPr>
   </w:style>
-  <w:style w:type="paragraph" w:styleId="a7">
+  <w:style w:type="paragraph" w:styleId="a6">
     <w:name w:val="index heading"/>
     <w:basedOn w:val="a"/>
     <w:qFormat/>
@@ -2808,261 +2986,7 @@
       <w:suppressLineNumbers/>
     </w:pPr>
   </w:style>
-  <w:style w:type="table" w:styleId="a8">
-    <w:name w:val="Table Grid"/>
-    <w:basedOn w:val="a1"/>
-    <w:uiPriority w:val="59"/>
-    <w:rsid w:val="00887142"/>
-    <w:tblPr>
-      <w:tblBorders>
-        <w:top w:val="single" w:sz="4" w:space="0" w:color="auto"/>
-        <w:left w:val="single" w:sz="4" w:space="0" w:color="auto"/>
-        <w:bottom w:val="single" w:sz="4" w:space="0" w:color="auto"/>
-        <w:right w:val="single" w:sz="4" w:space="0" w:color="auto"/>
-        <w:insideH w:val="single" w:sz="4" w:space="0" w:color="auto"/>
-        <w:insideV w:val="single" w:sz="4" w:space="0" w:color="auto"/>
-      </w:tblBorders>
-    </w:tblPr>
-  </w:style>
-</w:styles>
-</file>
-
-<file path=word/stylesWithEffects.xml><?xml version="1.0" encoding="utf-8"?>
-<w:styles xmlns:wpc="http://schemas.microsoft.com/office/word/2010/wordprocessingCanvas" xmlns:mc="http://schemas.openxmlformats.org/markup-compatibility/2006" xmlns:o="urn:schemas-microsoft-com:office:office" xmlns:r="http://schemas.openxmlformats.org/officeDocument/2006/relationships" xmlns:m="http://schemas.openxmlformats.org/officeDocument/2006/math" xmlns:v="urn:schemas-microsoft-com:vml" xmlns:wp14="http://schemas.microsoft.com/office/word/2010/wordprocessingDrawing" xmlns:wp="http://schemas.openxmlformats.org/drawingml/2006/wordprocessingDrawing" xmlns:w10="urn:schemas-microsoft-com:office:word" xmlns:w="http://schemas.openxmlformats.org/wordprocessingml/2006/main" xmlns:w14="http://schemas.microsoft.com/office/word/2010/wordml" xmlns:wpg="http://schemas.microsoft.com/office/word/2010/wordprocessingGroup" xmlns:wpi="http://schemas.microsoft.com/office/word/2010/wordprocessingInk" xmlns:wne="http://schemas.microsoft.com/office/word/2006/wordml" xmlns:wps="http://schemas.microsoft.com/office/word/2010/wordprocessingShape" mc:Ignorable="w14 wp14">
-  <w:docDefaults>
-    <w:rPrDefault>
-      <w:rPr>
-        <w:rFonts w:ascii="Liberation Serif" w:eastAsia="NSimSun" w:hAnsi="Liberation Serif" w:cs="Arial"/>
-        <w:kern w:val="2"/>
-        <w:sz w:val="24"/>
-        <w:szCs w:val="24"/>
-        <w:lang w:val="ru-RU" w:eastAsia="zh-CN" w:bidi="hi-IN"/>
-      </w:rPr>
-    </w:rPrDefault>
-    <w:pPrDefault>
-      <w:pPr>
-        <w:suppressAutoHyphens/>
-      </w:pPr>
-    </w:pPrDefault>
-  </w:docDefaults>
-  <w:latentStyles w:defLockedState="0" w:defUIPriority="99" w:defSemiHidden="1" w:defUnhideWhenUsed="1" w:defQFormat="0" w:count="267">
-    <w:lsdException w:name="Normal" w:semiHidden="0" w:uiPriority="0" w:unhideWhenUsed="0" w:qFormat="1"/>
-    <w:lsdException w:name="heading 1" w:semiHidden="0" w:uiPriority="9" w:unhideWhenUsed="0" w:qFormat="1"/>
-    <w:lsdException w:name="heading 2" w:uiPriority="9" w:qFormat="1"/>
-    <w:lsdException w:name="heading 3" w:uiPriority="9" w:qFormat="1"/>
-    <w:lsdException w:name="heading 4" w:uiPriority="9" w:qFormat="1"/>
-    <w:lsdException w:name="heading 5" w:uiPriority="9" w:qFormat="1"/>
-    <w:lsdException w:name="heading 6" w:uiPriority="9" w:qFormat="1"/>
-    <w:lsdException w:name="heading 7" w:uiPriority="9" w:qFormat="1"/>
-    <w:lsdException w:name="heading 8" w:uiPriority="9" w:qFormat="1"/>
-    <w:lsdException w:name="heading 9" w:uiPriority="9" w:qFormat="1"/>
-    <w:lsdException w:name="toc 1" w:uiPriority="39"/>
-    <w:lsdException w:name="toc 2" w:uiPriority="39"/>
-    <w:lsdException w:name="toc 3" w:uiPriority="39"/>
-    <w:lsdException w:name="toc 4" w:uiPriority="39"/>
-    <w:lsdException w:name="toc 5" w:uiPriority="39"/>
-    <w:lsdException w:name="toc 6" w:uiPriority="39"/>
-    <w:lsdException w:name="toc 7" w:uiPriority="39"/>
-    <w:lsdException w:name="toc 8" w:uiPriority="39"/>
-    <w:lsdException w:name="toc 9" w:uiPriority="39"/>
-    <w:lsdException w:name="caption" w:uiPriority="35" w:qFormat="1"/>
-    <w:lsdException w:name="Title" w:semiHidden="0" w:uiPriority="10" w:unhideWhenUsed="0" w:qFormat="1"/>
-    <w:lsdException w:name="Default Paragraph Font" w:uiPriority="1"/>
-    <w:lsdException w:name="Subtitle" w:semiHidden="0" w:uiPriority="11" w:unhideWhenUsed="0" w:qFormat="1"/>
-    <w:lsdException w:name="Strong" w:semiHidden="0" w:uiPriority="22" w:unhideWhenUsed="0" w:qFormat="1"/>
-    <w:lsdException w:name="Emphasis" w:semiHidden="0" w:uiPriority="20" w:unhideWhenUsed="0" w:qFormat="1"/>
-    <w:lsdException w:name="Table Grid" w:semiHidden="0" w:uiPriority="59" w:unhideWhenUsed="0"/>
-    <w:lsdException w:name="Placeholder Text" w:unhideWhenUsed="0"/>
-    <w:lsdException w:name="No Spacing" w:semiHidden="0" w:uiPriority="1" w:unhideWhenUsed="0" w:qFormat="1"/>
-    <w:lsdException w:name="Light Shading" w:semiHidden="0" w:uiPriority="60" w:unhideWhenUsed="0"/>
-    <w:lsdException w:name="Light List" w:semiHidden="0" w:uiPriority="61" w:unhideWhenUsed="0"/>
-    <w:lsdException w:name="Light Grid" w:semiHidden="0" w:uiPriority="62" w:unhideWhenUsed="0"/>
-    <w:lsdException w:name="Medium Shading 1" w:semiHidden="0" w:uiPriority="63" w:unhideWhenUsed="0"/>
-    <w:lsdException w:name="Medium Shading 2" w:semiHidden="0" w:uiPriority="64" w:unhideWhenUsed="0"/>
-    <w:lsdException w:name="Medium List 1" w:semiHidden="0" w:uiPriority="65" w:unhideWhenUsed="0"/>
-    <w:lsdException w:name="Medium List 2" w:semiHidden="0" w:uiPriority="66" w:unhideWhenUsed="0"/>
-    <w:lsdException w:name="Medium Grid 1" w:semiHidden="0" w:uiPriority="67" w:unhideWhenUsed="0"/>
-    <w:lsdException w:name="Medium Grid 2" w:semiHidden="0" w:uiPriority="68" w:unhideWhenUsed="0"/>
-    <w:lsdException w:name="Medium Grid 3" w:semiHidden="0" w:uiPriority="69" w:unhideWhenUsed="0"/>
-    <w:lsdException w:name="Dark List" w:semiHidden="0" w:uiPriority="70" w:unhideWhenUsed="0"/>
-    <w:lsdException w:name="Colorful Shading" w:semiHidden="0" w:uiPriority="71" w:unhideWhenUsed="0"/>
-    <w:lsdException w:name="Colorful List" w:semiHidden="0" w:uiPriority="72" w:unhideWhenUsed="0"/>
-    <w:lsdException w:name="Colorful Grid" w:semiHidden="0" w:uiPriority="73" w:unhideWhenUsed="0"/>
-    <w:lsdException w:name="Light Shading Accent 1" w:semiHidden="0" w:uiPriority="60" w:unhideWhenUsed="0"/>
-    <w:lsdException w:name="Light List Accent 1" w:semiHidden="0" w:uiPriority="61" w:unhideWhenUsed="0"/>
-    <w:lsdException w:name="Light Grid Accent 1" w:semiHidden="0" w:uiPriority="62" w:unhideWhenUsed="0"/>
-    <w:lsdException w:name="Medium Shading 1 Accent 1" w:semiHidden="0" w:uiPriority="63" w:unhideWhenUsed="0"/>
-    <w:lsdException w:name="Medium Shading 2 Accent 1" w:semiHidden="0" w:uiPriority="64" w:unhideWhenUsed="0"/>
-    <w:lsdException w:name="Medium List 1 Accent 1" w:semiHidden="0" w:uiPriority="65" w:unhideWhenUsed="0"/>
-    <w:lsdException w:name="Revision" w:unhideWhenUsed="0"/>
-    <w:lsdException w:name="List Paragraph" w:semiHidden="0" w:uiPriority="34" w:unhideWhenUsed="0" w:qFormat="1"/>
-    <w:lsdException w:name="Quote" w:semiHidden="0" w:uiPriority="29" w:unhideWhenUsed="0" w:qFormat="1"/>
-    <w:lsdException w:name="Intense Quote" w:semiHidden="0" w:uiPriority="30" w:unhideWhenUsed="0" w:qFormat="1"/>
-    <w:lsdException w:name="Medium List 2 Accent 1" w:semiHidden="0" w:uiPriority="66" w:unhideWhenUsed="0"/>
-    <w:lsdException w:name="Medium Grid 1 Accent 1" w:semiHidden="0" w:uiPriority="67" w:unhideWhenUsed="0"/>
-    <w:lsdException w:name="Medium Grid 2 Accent 1" w:semiHidden="0" w:uiPriority="68" w:unhideWhenUsed="0"/>
-    <w:lsdException w:name="Medium Grid 3 Accent 1" w:semiHidden="0" w:uiPriority="69" w:unhideWhenUsed="0"/>
-    <w:lsdException w:name="Dark List Accent 1" w:semiHidden="0" w:uiPriority="70" w:unhideWhenUsed="0"/>
-    <w:lsdException w:name="Colorful Shading Accent 1" w:semiHidden="0" w:uiPriority="71" w:unhideWhenUsed="0"/>
-    <w:lsdException w:name="Colorful List Accent 1" w:semiHidden="0" w:uiPriority="72" w:unhideWhenUsed="0"/>
-    <w:lsdException w:name="Colorful Grid Accent 1" w:semiHidden="0" w:uiPriority="73" w:unhideWhenUsed="0"/>
-    <w:lsdException w:name="Light Shading Accent 2" w:semiHidden="0" w:uiPriority="60" w:unhideWhenUsed="0"/>
-    <w:lsdException w:name="Light List Accent 2" w:semiHidden="0" w:uiPriority="61" w:unhideWhenUsed="0"/>
-    <w:lsdException w:name="Light Grid Accent 2" w:semiHidden="0" w:uiPriority="62" w:unhideWhenUsed="0"/>
-    <w:lsdException w:name="Medium Shading 1 Accent 2" w:semiHidden="0" w:uiPriority="63" w:unhideWhenUsed="0"/>
-    <w:lsdException w:name="Medium Shading 2 Accent 2" w:semiHidden="0" w:uiPriority="64" w:unhideWhenUsed="0"/>
-    <w:lsdException w:name="Medium List 1 Accent 2" w:semiHidden="0" w:uiPriority="65" w:unhideWhenUsed="0"/>
-    <w:lsdException w:name="Medium List 2 Accent 2" w:semiHidden="0" w:uiPriority="66" w:unhideWhenUsed="0"/>
-    <w:lsdException w:name="Medium Grid 1 Accent 2" w:semiHidden="0" w:uiPriority="67" w:unhideWhenUsed="0"/>
-    <w:lsdException w:name="Medium Grid 2 Accent 2" w:semiHidden="0" w:uiPriority="68" w:unhideWhenUsed="0"/>
-    <w:lsdException w:name="Medium Grid 3 Accent 2" w:semiHidden="0" w:uiPriority="69" w:unhideWhenUsed="0"/>
-    <w:lsdException w:name="Dark List Accent 2" w:semiHidden="0" w:uiPriority="70" w:unhideWhenUsed="0"/>
-    <w:lsdException w:name="Colorful Shading Accent 2" w:semiHidden="0" w:uiPriority="71" w:unhideWhenUsed="0"/>
-    <w:lsdException w:name="Colorful List Accent 2" w:semiHidden="0" w:uiPriority="72" w:unhideWhenUsed="0"/>
-    <w:lsdException w:name="Colorful Grid Accent 2" w:semiHidden="0" w:uiPriority="73" w:unhideWhenUsed="0"/>
-    <w:lsdException w:name="Light Shading Accent 3" w:semiHidden="0" w:uiPriority="60" w:unhideWhenUsed="0"/>
-    <w:lsdException w:name="Light List Accent 3" w:semiHidden="0" w:uiPriority="61" w:unhideWhenUsed="0"/>
-    <w:lsdException w:name="Light Grid Accent 3" w:semiHidden="0" w:uiPriority="62" w:unhideWhenUsed="0"/>
-    <w:lsdException w:name="Medium Shading 1 Accent 3" w:semiHidden="0" w:uiPriority="63" w:unhideWhenUsed="0"/>
-    <w:lsdException w:name="Medium Shading 2 Accent 3" w:semiHidden="0" w:uiPriority="64" w:unhideWhenUsed="0"/>
-    <w:lsdException w:name="Medium List 1 Accent 3" w:semiHidden="0" w:uiPriority="65" w:unhideWhenUsed="0"/>
-    <w:lsdException w:name="Medium List 2 Accent 3" w:semiHidden="0" w:uiPriority="66" w:unhideWhenUsed="0"/>
-    <w:lsdException w:name="Medium Grid 1 Accent 3" w:semiHidden="0" w:uiPriority="67" w:unhideWhenUsed="0"/>
-    <w:lsdException w:name="Medium Grid 2 Accent 3" w:semiHidden="0" w:uiPriority="68" w:unhideWhenUsed="0"/>
-    <w:lsdException w:name="Medium Grid 3 Accent 3" w:semiHidden="0" w:uiPriority="69" w:unhideWhenUsed="0"/>
-    <w:lsdException w:name="Dark List Accent 3" w:semiHidden="0" w:uiPriority="70" w:unhideWhenUsed="0"/>
-    <w:lsdException w:name="Colorful Shading Accent 3" w:semiHidden="0" w:uiPriority="71" w:unhideWhenUsed="0"/>
-    <w:lsdException w:name="Colorful List Accent 3" w:semiHidden="0" w:uiPriority="72" w:unhideWhenUsed="0"/>
-    <w:lsdException w:name="Colorful Grid Accent 3" w:semiHidden="0" w:uiPriority="73" w:unhideWhenUsed="0"/>
-    <w:lsdException w:name="Light Shading Accent 4" w:semiHidden="0" w:uiPriority="60" w:unhideWhenUsed="0"/>
-    <w:lsdException w:name="Light List Accent 4" w:semiHidden="0" w:uiPriority="61" w:unhideWhenUsed="0"/>
-    <w:lsdException w:name="Light Grid Accent 4" w:semiHidden="0" w:uiPriority="62" w:unhideWhenUsed="0"/>
-    <w:lsdException w:name="Medium Shading 1 Accent 4" w:semiHidden="0" w:uiPriority="63" w:unhideWhenUsed="0"/>
-    <w:lsdException w:name="Medium Shading 2 Accent 4" w:semiHidden="0" w:uiPriority="64" w:unhideWhenUsed="0"/>
-    <w:lsdException w:name="Medium List 1 Accent 4" w:semiHidden="0" w:uiPriority="65" w:unhideWhenUsed="0"/>
-    <w:lsdException w:name="Medium List 2 Accent 4" w:semiHidden="0" w:uiPriority="66" w:unhideWhenUsed="0"/>
-    <w:lsdException w:name="Medium Grid 1 Accent 4" w:semiHidden="0" w:uiPriority="67" w:unhideWhenUsed="0"/>
-    <w:lsdException w:name="Medium Grid 2 Accent 4" w:semiHidden="0" w:uiPriority="68" w:unhideWhenUsed="0"/>
-    <w:lsdException w:name="Medium Grid 3 Accent 4" w:semiHidden="0" w:uiPriority="69" w:unhideWhenUsed="0"/>
-    <w:lsdException w:name="Dark List Accent 4" w:semiHidden="0" w:uiPriority="70" w:unhideWhenUsed="0"/>
-    <w:lsdException w:name="Colorful Shading Accent 4" w:semiHidden="0" w:uiPriority="71" w:unhideWhenUsed="0"/>
-    <w:lsdException w:name="Colorful List Accent 4" w:semiHidden="0" w:uiPriority="72" w:unhideWhenUsed="0"/>
-    <w:lsdException w:name="Colorful Grid Accent 4" w:semiHidden="0" w:uiPriority="73" w:unhideWhenUsed="0"/>
-    <w:lsdException w:name="Light Shading Accent 5" w:semiHidden="0" w:uiPriority="60" w:unhideWhenUsed="0"/>
-    <w:lsdException w:name="Light List Accent 5" w:semiHidden="0" w:uiPriority="61" w:unhideWhenUsed="0"/>
-    <w:lsdException w:name="Light Grid Accent 5" w:semiHidden="0" w:uiPriority="62" w:unhideWhenUsed="0"/>
-    <w:lsdException w:name="Medium Shading 1 Accent 5" w:semiHidden="0" w:uiPriority="63" w:unhideWhenUsed="0"/>
-    <w:lsdException w:name="Medium Shading 2 Accent 5" w:semiHidden="0" w:uiPriority="64" w:unhideWhenUsed="0"/>
-    <w:lsdException w:name="Medium List 1 Accent 5" w:semiHidden="0" w:uiPriority="65" w:unhideWhenUsed="0"/>
-    <w:lsdException w:name="Medium List 2 Accent 5" w:semiHidden="0" w:uiPriority="66" w:unhideWhenUsed="0"/>
-    <w:lsdException w:name="Medium Grid 1 Accent 5" w:semiHidden="0" w:uiPriority="67" w:unhideWhenUsed="0"/>
-    <w:lsdException w:name="Medium Grid 2 Accent 5" w:semiHidden="0" w:uiPriority="68" w:unhideWhenUsed="0"/>
-    <w:lsdException w:name="Medium Grid 3 Accent 5" w:semiHidden="0" w:uiPriority="69" w:unhideWhenUsed="0"/>
-    <w:lsdException w:name="Dark List Accent 5" w:semiHidden="0" w:uiPriority="70" w:unhideWhenUsed="0"/>
-    <w:lsdException w:name="Colorful Shading Accent 5" w:semiHidden="0" w:uiPriority="71" w:unhideWhenUsed="0"/>
-    <w:lsdException w:name="Colorful List Accent 5" w:semiHidden="0" w:uiPriority="72" w:unhideWhenUsed="0"/>
-    <w:lsdException w:name="Colorful Grid Accent 5" w:semiHidden="0" w:uiPriority="73" w:unhideWhenUsed="0"/>
-    <w:lsdException w:name="Light Shading Accent 6" w:semiHidden="0" w:uiPriority="60" w:unhideWhenUsed="0"/>
-    <w:lsdException w:name="Light List Accent 6" w:semiHidden="0" w:uiPriority="61" w:unhideWhenUsed="0"/>
-    <w:lsdException w:name="Light Grid Accent 6" w:semiHidden="0" w:uiPriority="62" w:unhideWhenUsed="0"/>
-    <w:lsdException w:name="Medium Shading 1 Accent 6" w:semiHidden="0" w:uiPriority="63" w:unhideWhenUsed="0"/>
-    <w:lsdException w:name="Medium Shading 2 Accent 6" w:semiHidden="0" w:uiPriority="64" w:unhideWhenUsed="0"/>
-    <w:lsdException w:name="Medium List 1 Accent 6" w:semiHidden="0" w:uiPriority="65" w:unhideWhenUsed="0"/>
-    <w:lsdException w:name="Medium List 2 Accent 6" w:semiHidden="0" w:uiPriority="66" w:unhideWhenUsed="0"/>
-    <w:lsdException w:name="Medium Grid 1 Accent 6" w:semiHidden="0" w:uiPriority="67" w:unhideWhenUsed="0"/>
-    <w:lsdException w:name="Medium Grid 2 Accent 6" w:semiHidden="0" w:uiPriority="68" w:unhideWhenUsed="0"/>
-    <w:lsdException w:name="Medium Grid 3 Accent 6" w:semiHidden="0" w:uiPriority="69" w:unhideWhenUsed="0"/>
-    <w:lsdException w:name="Dark List Accent 6" w:semiHidden="0" w:uiPriority="70" w:unhideWhenUsed="0"/>
-    <w:lsdException w:name="Colorful Shading Accent 6" w:semiHidden="0" w:uiPriority="71" w:unhideWhenUsed="0"/>
-    <w:lsdException w:name="Colorful List Accent 6" w:semiHidden="0" w:uiPriority="72" w:unhideWhenUsed="0"/>
-    <w:lsdException w:name="Colorful Grid Accent 6" w:semiHidden="0" w:uiPriority="73" w:unhideWhenUsed="0"/>
-    <w:lsdException w:name="Subtle Emphasis" w:semiHidden="0" w:uiPriority="19" w:unhideWhenUsed="0" w:qFormat="1"/>
-    <w:lsdException w:name="Intense Emphasis" w:semiHidden="0" w:uiPriority="21" w:unhideWhenUsed="0" w:qFormat="1"/>
-    <w:lsdException w:name="Subtle Reference" w:semiHidden="0" w:uiPriority="31" w:unhideWhenUsed="0" w:qFormat="1"/>
-    <w:lsdException w:name="Intense Reference" w:semiHidden="0" w:uiPriority="32" w:unhideWhenUsed="0" w:qFormat="1"/>
-    <w:lsdException w:name="Book Title" w:semiHidden="0" w:uiPriority="33" w:unhideWhenUsed="0" w:qFormat="1"/>
-    <w:lsdException w:name="Bibliography" w:uiPriority="37"/>
-    <w:lsdException w:name="TOC Heading" w:uiPriority="39" w:qFormat="1"/>
-  </w:latentStyles>
-  <w:style w:type="paragraph" w:default="1" w:styleId="a">
-    <w:name w:val="Normal"/>
-    <w:qFormat/>
-  </w:style>
-  <w:style w:type="character" w:default="1" w:styleId="a0">
-    <w:name w:val="Default Paragraph Font"/>
-    <w:uiPriority w:val="1"/>
-    <w:semiHidden/>
-    <w:unhideWhenUsed/>
-  </w:style>
-  <w:style w:type="table" w:default="1" w:styleId="a1">
-    <w:name w:val="Normal Table"/>
-    <w:uiPriority w:val="99"/>
-    <w:semiHidden/>
-    <w:unhideWhenUsed/>
-    <w:tblPr>
-      <w:tblInd w:w="0" w:type="dxa"/>
-      <w:tblCellMar>
-        <w:top w:w="0" w:type="dxa"/>
-        <w:left w:w="108" w:type="dxa"/>
-        <w:bottom w:w="0" w:type="dxa"/>
-        <w:right w:w="108" w:type="dxa"/>
-      </w:tblCellMar>
-    </w:tblPr>
-  </w:style>
-  <w:style w:type="numbering" w:default="1" w:styleId="a2">
-    <w:name w:val="No List"/>
-    <w:uiPriority w:val="99"/>
-    <w:semiHidden/>
-    <w:unhideWhenUsed/>
-  </w:style>
-  <w:style w:type="paragraph" w:customStyle="1" w:styleId="a3">
-    <w:name w:val="Заголовок"/>
-    <w:basedOn w:val="a"/>
-    <w:next w:val="a4"/>
-    <w:qFormat/>
-    <w:pPr>
-      <w:keepNext/>
-      <w:spacing w:before="240" w:after="120"/>
-    </w:pPr>
-    <w:rPr>
-      <w:rFonts w:ascii="Liberation Sans" w:eastAsia="Microsoft YaHei" w:hAnsi="Liberation Sans"/>
-      <w:sz w:val="28"/>
-      <w:szCs w:val="28"/>
-    </w:rPr>
-  </w:style>
-  <w:style w:type="paragraph" w:styleId="a4">
-    <w:name w:val="Body Text"/>
-    <w:basedOn w:val="a"/>
-    <w:pPr>
-      <w:spacing w:after="140" w:line="276" w:lineRule="auto"/>
-    </w:pPr>
-  </w:style>
-  <w:style w:type="paragraph" w:styleId="a5">
-    <w:name w:val="List"/>
-    <w:basedOn w:val="a4"/>
-  </w:style>
-  <w:style w:type="paragraph" w:styleId="a6">
-    <w:name w:val="caption"/>
-    <w:basedOn w:val="a"/>
-    <w:qFormat/>
-    <w:pPr>
-      <w:suppressLineNumbers/>
-      <w:spacing w:before="120" w:after="120"/>
-    </w:pPr>
-    <w:rPr>
-      <w:i/>
-      <w:iCs/>
-    </w:rPr>
-  </w:style>
-  <w:style w:type="paragraph" w:styleId="a7">
-    <w:name w:val="index heading"/>
-    <w:basedOn w:val="a"/>
-    <w:qFormat/>
-    <w:pPr>
-      <w:suppressLineNumbers/>
-    </w:pPr>
-  </w:style>
-  <w:style w:type="table" w:styleId="a8">
+  <w:style w:type="table" w:styleId="a7">
     <w:name w:val="Table Grid"/>
     <w:basedOn w:val="a1"/>
     <w:uiPriority w:val="59"/>
